--- a/documentation/M2M_XML_EDITOR_Felhasználói_Kézikonyv_1.0.docx
+++ b/documentation/M2M_XML_EDITOR_Felhasználói_Kézikonyv_1.0.docx
@@ -219,7 +219,7 @@
           <w:r>
             <w:fldChar w:fldCharType="separate"/>
           </w:r>
-          <w:hyperlink w:anchor="_Toc239545648" w:history="1">
+          <w:hyperlink w:anchor="_Toc239663393" w:history="1">
             <w:r>
               <w:rPr>
                 <w:rStyle w:val="Hiperhivatkozs"/>
@@ -267,7 +267,7 @@
                 <w:noProof/>
                 <w:webHidden/>
               </w:rPr>
-              <w:instrText xml:space="preserve"> PAGEREF _Toc239545648 \h </w:instrText>
+              <w:instrText xml:space="preserve"> PAGEREF _Toc239663393 \h </w:instrText>
             </w:r>
             <w:r>
               <w:rPr>
@@ -315,7 +315,7 @@
               <w14:ligatures w14:val="standardContextual"/>
             </w:rPr>
           </w:pPr>
-          <w:hyperlink w:anchor="_Toc239545649" w:history="1">
+          <w:hyperlink w:anchor="_Toc239663394" w:history="1">
             <w:r>
               <w:rPr>
                 <w:rStyle w:val="Hiperhivatkozs"/>
@@ -365,7 +365,7 @@
                 <w:noProof/>
                 <w:webHidden/>
               </w:rPr>
-              <w:instrText xml:space="preserve"> PAGEREF _Toc239545649 \h </w:instrText>
+              <w:instrText xml:space="preserve"> PAGEREF _Toc239663394 \h </w:instrText>
             </w:r>
             <w:r>
               <w:rPr>
@@ -413,7 +413,7 @@
               <w14:ligatures w14:val="standardContextual"/>
             </w:rPr>
           </w:pPr>
-          <w:hyperlink w:anchor="_Toc239545650" w:history="1">
+          <w:hyperlink w:anchor="_Toc239663395" w:history="1">
             <w:r>
               <w:rPr>
                 <w:rStyle w:val="Hiperhivatkozs"/>
@@ -463,7 +463,7 @@
                 <w:noProof/>
                 <w:webHidden/>
               </w:rPr>
-              <w:instrText xml:space="preserve"> PAGEREF _Toc239545650 \h </w:instrText>
+              <w:instrText xml:space="preserve"> PAGEREF _Toc239663395 \h </w:instrText>
             </w:r>
             <w:r>
               <w:rPr>
@@ -511,7 +511,7 @@
               <w14:ligatures w14:val="standardContextual"/>
             </w:rPr>
           </w:pPr>
-          <w:hyperlink w:anchor="_Toc239545651" w:history="1">
+          <w:hyperlink w:anchor="_Toc239663396" w:history="1">
             <w:r>
               <w:rPr>
                 <w:rStyle w:val="Hiperhivatkozs"/>
@@ -561,7 +561,7 @@
                 <w:noProof/>
                 <w:webHidden/>
               </w:rPr>
-              <w:instrText xml:space="preserve"> PAGEREF _Toc239545651 \h </w:instrText>
+              <w:instrText xml:space="preserve"> PAGEREF _Toc239663396 \h </w:instrText>
             </w:r>
             <w:r>
               <w:rPr>
@@ -609,7 +609,7 @@
               <w14:ligatures w14:val="standardContextual"/>
             </w:rPr>
           </w:pPr>
-          <w:hyperlink w:anchor="_Toc239545652" w:history="1">
+          <w:hyperlink w:anchor="_Toc239663397" w:history="1">
             <w:r>
               <w:rPr>
                 <w:rStyle w:val="Hiperhivatkozs"/>
@@ -659,7 +659,7 @@
                 <w:noProof/>
                 <w:webHidden/>
               </w:rPr>
-              <w:instrText xml:space="preserve"> PAGEREF _Toc239545652 \h </w:instrText>
+              <w:instrText xml:space="preserve"> PAGEREF _Toc239663397 \h </w:instrText>
             </w:r>
             <w:r>
               <w:rPr>
@@ -707,7 +707,7 @@
               <w14:ligatures w14:val="standardContextual"/>
             </w:rPr>
           </w:pPr>
-          <w:hyperlink w:anchor="_Toc239545653" w:history="1">
+          <w:hyperlink w:anchor="_Toc239663398" w:history="1">
             <w:r>
               <w:rPr>
                 <w:rStyle w:val="Hiperhivatkozs"/>
@@ -757,7 +757,7 @@
                 <w:noProof/>
                 <w:webHidden/>
               </w:rPr>
-              <w:instrText xml:space="preserve"> PAGEREF _Toc239545653 \h </w:instrText>
+              <w:instrText xml:space="preserve"> PAGEREF _Toc239663398 \h </w:instrText>
             </w:r>
             <w:r>
               <w:rPr>
@@ -805,7 +805,7 @@
               <w14:ligatures w14:val="standardContextual"/>
             </w:rPr>
           </w:pPr>
-          <w:hyperlink w:anchor="_Toc239545654" w:history="1">
+          <w:hyperlink w:anchor="_Toc239663399" w:history="1">
             <w:r>
               <w:rPr>
                 <w:rStyle w:val="Hiperhivatkozs"/>
@@ -853,7 +853,7 @@
                 <w:noProof/>
                 <w:webHidden/>
               </w:rPr>
-              <w:instrText xml:space="preserve"> PAGEREF _Toc239545654 \h </w:instrText>
+              <w:instrText xml:space="preserve"> PAGEREF _Toc239663399 \h </w:instrText>
             </w:r>
             <w:r>
               <w:rPr>
@@ -901,7 +901,7 @@
               <w14:ligatures w14:val="standardContextual"/>
             </w:rPr>
           </w:pPr>
-          <w:hyperlink w:anchor="_Toc239545655" w:history="1">
+          <w:hyperlink w:anchor="_Toc239663400" w:history="1">
             <w:r>
               <w:rPr>
                 <w:rStyle w:val="Hiperhivatkozs"/>
@@ -949,7 +949,7 @@
                 <w:noProof/>
                 <w:webHidden/>
               </w:rPr>
-              <w:instrText xml:space="preserve"> PAGEREF _Toc239545655 \h </w:instrText>
+              <w:instrText xml:space="preserve"> PAGEREF _Toc239663400 \h </w:instrText>
             </w:r>
             <w:r>
               <w:rPr>
@@ -997,7 +997,7 @@
               <w14:ligatures w14:val="standardContextual"/>
             </w:rPr>
           </w:pPr>
-          <w:hyperlink w:anchor="_Toc239545656" w:history="1">
+          <w:hyperlink w:anchor="_Toc239663401" w:history="1">
             <w:r>
               <w:rPr>
                 <w:rStyle w:val="Hiperhivatkozs"/>
@@ -1045,7 +1045,7 @@
                 <w:noProof/>
                 <w:webHidden/>
               </w:rPr>
-              <w:instrText xml:space="preserve"> PAGEREF _Toc239545656 \h </w:instrText>
+              <w:instrText xml:space="preserve"> PAGEREF _Toc239663401 \h </w:instrText>
             </w:r>
             <w:r>
               <w:rPr>
@@ -1093,7 +1093,7 @@
               <w14:ligatures w14:val="standardContextual"/>
             </w:rPr>
           </w:pPr>
-          <w:hyperlink w:anchor="_Toc239545657" w:history="1">
+          <w:hyperlink w:anchor="_Toc239663402" w:history="1">
             <w:r>
               <w:rPr>
                 <w:rStyle w:val="Hiperhivatkozs"/>
@@ -1141,7 +1141,7 @@
                 <w:noProof/>
                 <w:webHidden/>
               </w:rPr>
-              <w:instrText xml:space="preserve"> PAGEREF _Toc239545657 \h </w:instrText>
+              <w:instrText xml:space="preserve"> PAGEREF _Toc239663402 \h </w:instrText>
             </w:r>
             <w:r>
               <w:rPr>
@@ -1189,7 +1189,7 @@
               <w14:ligatures w14:val="standardContextual"/>
             </w:rPr>
           </w:pPr>
-          <w:hyperlink w:anchor="_Toc239545658" w:history="1">
+          <w:hyperlink w:anchor="_Toc239663403" w:history="1">
             <w:r>
               <w:rPr>
                 <w:rStyle w:val="Hiperhivatkozs"/>
@@ -1237,7 +1237,7 @@
                 <w:noProof/>
                 <w:webHidden/>
               </w:rPr>
-              <w:instrText xml:space="preserve"> PAGEREF _Toc239545658 \h </w:instrText>
+              <w:instrText xml:space="preserve"> PAGEREF _Toc239663403 \h </w:instrText>
             </w:r>
             <w:r>
               <w:rPr>
@@ -1285,7 +1285,7 @@
               <w14:ligatures w14:val="standardContextual"/>
             </w:rPr>
           </w:pPr>
-          <w:hyperlink w:anchor="_Toc239545659" w:history="1">
+          <w:hyperlink w:anchor="_Toc239663404" w:history="1">
             <w:r>
               <w:rPr>
                 <w:rStyle w:val="Hiperhivatkozs"/>
@@ -1333,7 +1333,7 @@
                 <w:noProof/>
                 <w:webHidden/>
               </w:rPr>
-              <w:instrText xml:space="preserve"> PAGEREF _Toc239545659 \h </w:instrText>
+              <w:instrText xml:space="preserve"> PAGEREF _Toc239663404 \h </w:instrText>
             </w:r>
             <w:r>
               <w:rPr>
@@ -1381,7 +1381,7 @@
               <w14:ligatures w14:val="standardContextual"/>
             </w:rPr>
           </w:pPr>
-          <w:hyperlink w:anchor="_Toc239545660" w:history="1">
+          <w:hyperlink w:anchor="_Toc239663405" w:history="1">
             <w:r>
               <w:rPr>
                 <w:rStyle w:val="Hiperhivatkozs"/>
@@ -1429,7 +1429,7 @@
                 <w:noProof/>
                 <w:webHidden/>
               </w:rPr>
-              <w:instrText xml:space="preserve"> PAGEREF _Toc239545660 \h </w:instrText>
+              <w:instrText xml:space="preserve"> PAGEREF _Toc239663405 \h </w:instrText>
             </w:r>
             <w:r>
               <w:rPr>
@@ -1477,7 +1477,7 @@
               <w14:ligatures w14:val="standardContextual"/>
             </w:rPr>
           </w:pPr>
-          <w:hyperlink w:anchor="_Toc239545661" w:history="1">
+          <w:hyperlink w:anchor="_Toc239663406" w:history="1">
             <w:r>
               <w:rPr>
                 <w:rStyle w:val="Hiperhivatkozs"/>
@@ -1525,7 +1525,7 @@
                 <w:noProof/>
                 <w:webHidden/>
               </w:rPr>
-              <w:instrText xml:space="preserve"> PAGEREF _Toc239545661 \h </w:instrText>
+              <w:instrText xml:space="preserve"> PAGEREF _Toc239663406 \h </w:instrText>
             </w:r>
             <w:r>
               <w:rPr>
@@ -1573,7 +1573,7 @@
               <w14:ligatures w14:val="standardContextual"/>
             </w:rPr>
           </w:pPr>
-          <w:hyperlink w:anchor="_Toc239545662" w:history="1">
+          <w:hyperlink w:anchor="_Toc239663407" w:history="1">
             <w:r>
               <w:rPr>
                 <w:rStyle w:val="Hiperhivatkozs"/>
@@ -1621,7 +1621,7 @@
                 <w:noProof/>
                 <w:webHidden/>
               </w:rPr>
-              <w:instrText xml:space="preserve"> PAGEREF _Toc239545662 \h </w:instrText>
+              <w:instrText xml:space="preserve"> PAGEREF _Toc239663407 \h </w:instrText>
             </w:r>
             <w:r>
               <w:rPr>
@@ -1669,7 +1669,7 @@
               <w14:ligatures w14:val="standardContextual"/>
             </w:rPr>
           </w:pPr>
-          <w:hyperlink w:anchor="_Toc239545663" w:history="1">
+          <w:hyperlink w:anchor="_Toc239663408" w:history="1">
             <w:r>
               <w:rPr>
                 <w:rStyle w:val="Hiperhivatkozs"/>
@@ -1717,7 +1717,7 @@
                 <w:noProof/>
                 <w:webHidden/>
               </w:rPr>
-              <w:instrText xml:space="preserve"> PAGEREF _Toc239545663 \h </w:instrText>
+              <w:instrText xml:space="preserve"> PAGEREF _Toc239663408 \h </w:instrText>
             </w:r>
             <w:r>
               <w:rPr>
@@ -1765,7 +1765,7 @@
               <w14:ligatures w14:val="standardContextual"/>
             </w:rPr>
           </w:pPr>
-          <w:hyperlink w:anchor="_Toc239545664" w:history="1">
+          <w:hyperlink w:anchor="_Toc239663409" w:history="1">
             <w:r>
               <w:rPr>
                 <w:rStyle w:val="Hiperhivatkozs"/>
@@ -1813,7 +1813,7 @@
                 <w:noProof/>
                 <w:webHidden/>
               </w:rPr>
-              <w:instrText xml:space="preserve"> PAGEREF _Toc239545664 \h </w:instrText>
+              <w:instrText xml:space="preserve"> PAGEREF _Toc239663409 \h </w:instrText>
             </w:r>
             <w:r>
               <w:rPr>
@@ -1861,7 +1861,7 @@
               <w14:ligatures w14:val="standardContextual"/>
             </w:rPr>
           </w:pPr>
-          <w:hyperlink w:anchor="_Toc239545665" w:history="1">
+          <w:hyperlink w:anchor="_Toc239663410" w:history="1">
             <w:r>
               <w:rPr>
                 <w:rStyle w:val="Hiperhivatkozs"/>
@@ -1909,7 +1909,7 @@
                 <w:noProof/>
                 <w:webHidden/>
               </w:rPr>
-              <w:instrText xml:space="preserve"> PAGEREF _Toc239545665 \h </w:instrText>
+              <w:instrText xml:space="preserve"> PAGEREF _Toc239663410 \h </w:instrText>
             </w:r>
             <w:r>
               <w:rPr>
@@ -1957,7 +1957,7 @@
               <w14:ligatures w14:val="standardContextual"/>
             </w:rPr>
           </w:pPr>
-          <w:hyperlink w:anchor="_Toc239545666" w:history="1">
+          <w:hyperlink w:anchor="_Toc239663411" w:history="1">
             <w:r>
               <w:rPr>
                 <w:rStyle w:val="Hiperhivatkozs"/>
@@ -2005,7 +2005,7 @@
                 <w:noProof/>
                 <w:webHidden/>
               </w:rPr>
-              <w:instrText xml:space="preserve"> PAGEREF _Toc239545666 \h </w:instrText>
+              <w:instrText xml:space="preserve"> PAGEREF _Toc239663411 \h </w:instrText>
             </w:r>
             <w:r>
               <w:rPr>
@@ -2053,7 +2053,7 @@
               <w14:ligatures w14:val="standardContextual"/>
             </w:rPr>
           </w:pPr>
-          <w:hyperlink w:anchor="_Toc239545667" w:history="1">
+          <w:hyperlink w:anchor="_Toc239663412" w:history="1">
             <w:r>
               <w:rPr>
                 <w:rStyle w:val="Hiperhivatkozs"/>
@@ -2101,7 +2101,7 @@
                 <w:noProof/>
                 <w:webHidden/>
               </w:rPr>
-              <w:instrText xml:space="preserve"> PAGEREF _Toc239545667 \h </w:instrText>
+              <w:instrText xml:space="preserve"> PAGEREF _Toc239663412 \h </w:instrText>
             </w:r>
             <w:r>
               <w:rPr>
@@ -2149,7 +2149,7 @@
               <w14:ligatures w14:val="standardContextual"/>
             </w:rPr>
           </w:pPr>
-          <w:hyperlink w:anchor="_Toc239545668" w:history="1">
+          <w:hyperlink w:anchor="_Toc239663413" w:history="1">
             <w:r>
               <w:rPr>
                 <w:rStyle w:val="Hiperhivatkozs"/>
@@ -2197,7 +2197,7 @@
                 <w:noProof/>
                 <w:webHidden/>
               </w:rPr>
-              <w:instrText xml:space="preserve"> PAGEREF _Toc239545668 \h </w:instrText>
+              <w:instrText xml:space="preserve"> PAGEREF _Toc239663413 \h </w:instrText>
             </w:r>
             <w:r>
               <w:rPr>
@@ -2245,7 +2245,7 @@
               <w14:ligatures w14:val="standardContextual"/>
             </w:rPr>
           </w:pPr>
-          <w:hyperlink w:anchor="_Toc239545669" w:history="1">
+          <w:hyperlink w:anchor="_Toc239663414" w:history="1">
             <w:r>
               <w:rPr>
                 <w:rStyle w:val="Hiperhivatkozs"/>
@@ -2293,7 +2293,7 @@
                 <w:noProof/>
                 <w:webHidden/>
               </w:rPr>
-              <w:instrText xml:space="preserve"> PAGEREF _Toc239545669 \h </w:instrText>
+              <w:instrText xml:space="preserve"> PAGEREF _Toc239663414 \h </w:instrText>
             </w:r>
             <w:r>
               <w:rPr>
@@ -2341,7 +2341,7 @@
               <w14:ligatures w14:val="standardContextual"/>
             </w:rPr>
           </w:pPr>
-          <w:hyperlink w:anchor="_Toc239545670" w:history="1">
+          <w:hyperlink w:anchor="_Toc239663415" w:history="1">
             <w:r>
               <w:rPr>
                 <w:rStyle w:val="Hiperhivatkozs"/>
@@ -2389,7 +2389,7 @@
                 <w:noProof/>
                 <w:webHidden/>
               </w:rPr>
-              <w:instrText xml:space="preserve"> PAGEREF _Toc239545670 \h </w:instrText>
+              <w:instrText xml:space="preserve"> PAGEREF _Toc239663415 \h </w:instrText>
             </w:r>
             <w:r>
               <w:rPr>
@@ -2437,7 +2437,7 @@
               <w14:ligatures w14:val="standardContextual"/>
             </w:rPr>
           </w:pPr>
-          <w:hyperlink w:anchor="_Toc239545671" w:history="1">
+          <w:hyperlink w:anchor="_Toc239663416" w:history="1">
             <w:r>
               <w:rPr>
                 <w:rStyle w:val="Hiperhivatkozs"/>
@@ -2485,7 +2485,7 @@
                 <w:noProof/>
                 <w:webHidden/>
               </w:rPr>
-              <w:instrText xml:space="preserve"> PAGEREF _Toc239545671 \h </w:instrText>
+              <w:instrText xml:space="preserve"> PAGEREF _Toc239663416 \h </w:instrText>
             </w:r>
             <w:r>
               <w:rPr>
@@ -2533,7 +2533,7 @@
               <w14:ligatures w14:val="standardContextual"/>
             </w:rPr>
           </w:pPr>
-          <w:hyperlink w:anchor="_Toc239545672" w:history="1">
+          <w:hyperlink w:anchor="_Toc239663417" w:history="1">
             <w:r>
               <w:rPr>
                 <w:rStyle w:val="Hiperhivatkozs"/>
@@ -2581,7 +2581,7 @@
                 <w:noProof/>
                 <w:webHidden/>
               </w:rPr>
-              <w:instrText xml:space="preserve"> PAGEREF _Toc239545672 \h </w:instrText>
+              <w:instrText xml:space="preserve"> PAGEREF _Toc239663417 \h </w:instrText>
             </w:r>
             <w:r>
               <w:rPr>
@@ -2629,7 +2629,7 @@
               <w14:ligatures w14:val="standardContextual"/>
             </w:rPr>
           </w:pPr>
-          <w:hyperlink w:anchor="_Toc239545673" w:history="1">
+          <w:hyperlink w:anchor="_Toc239663418" w:history="1">
             <w:r>
               <w:rPr>
                 <w:rStyle w:val="Hiperhivatkozs"/>
@@ -2677,7 +2677,7 @@
                 <w:noProof/>
                 <w:webHidden/>
               </w:rPr>
-              <w:instrText xml:space="preserve"> PAGEREF _Toc239545673 \h </w:instrText>
+              <w:instrText xml:space="preserve"> PAGEREF _Toc239663418 \h </w:instrText>
             </w:r>
             <w:r>
               <w:rPr>
@@ -2725,7 +2725,7 @@
               <w14:ligatures w14:val="standardContextual"/>
             </w:rPr>
           </w:pPr>
-          <w:hyperlink w:anchor="_Toc239545674" w:history="1">
+          <w:hyperlink w:anchor="_Toc239663419" w:history="1">
             <w:r>
               <w:rPr>
                 <w:rStyle w:val="Hiperhivatkozs"/>
@@ -2773,7 +2773,7 @@
                 <w:noProof/>
                 <w:webHidden/>
               </w:rPr>
-              <w:instrText xml:space="preserve"> PAGEREF _Toc239545674 \h </w:instrText>
+              <w:instrText xml:space="preserve"> PAGEREF _Toc239663419 \h </w:instrText>
             </w:r>
             <w:r>
               <w:rPr>
@@ -2821,7 +2821,7 @@
               <w14:ligatures w14:val="standardContextual"/>
             </w:rPr>
           </w:pPr>
-          <w:hyperlink w:anchor="_Toc239545675" w:history="1">
+          <w:hyperlink w:anchor="_Toc239663420" w:history="1">
             <w:r>
               <w:rPr>
                 <w:rStyle w:val="Hiperhivatkozs"/>
@@ -2869,7 +2869,7 @@
                 <w:noProof/>
                 <w:webHidden/>
               </w:rPr>
-              <w:instrText xml:space="preserve"> PAGEREF _Toc239545675 \h </w:instrText>
+              <w:instrText xml:space="preserve"> PAGEREF _Toc239663420 \h </w:instrText>
             </w:r>
             <w:r>
               <w:rPr>
@@ -2917,7 +2917,7 @@
               <w14:ligatures w14:val="standardContextual"/>
             </w:rPr>
           </w:pPr>
-          <w:hyperlink w:anchor="_Toc239545676" w:history="1">
+          <w:hyperlink w:anchor="_Toc239663421" w:history="1">
             <w:r>
               <w:rPr>
                 <w:rStyle w:val="Hiperhivatkozs"/>
@@ -2965,7 +2965,7 @@
                 <w:noProof/>
                 <w:webHidden/>
               </w:rPr>
-              <w:instrText xml:space="preserve"> PAGEREF _Toc239545676 \h </w:instrText>
+              <w:instrText xml:space="preserve"> PAGEREF _Toc239663421 \h </w:instrText>
             </w:r>
             <w:r>
               <w:rPr>
@@ -3013,7 +3013,7 @@
               <w14:ligatures w14:val="standardContextual"/>
             </w:rPr>
           </w:pPr>
-          <w:hyperlink w:anchor="_Toc239545677" w:history="1">
+          <w:hyperlink w:anchor="_Toc239663422" w:history="1">
             <w:r>
               <w:rPr>
                 <w:rStyle w:val="Hiperhivatkozs"/>
@@ -3061,7 +3061,7 @@
                 <w:noProof/>
                 <w:webHidden/>
               </w:rPr>
-              <w:instrText xml:space="preserve"> PAGEREF _Toc239545677 \h </w:instrText>
+              <w:instrText xml:space="preserve"> PAGEREF _Toc239663422 \h </w:instrText>
             </w:r>
             <w:r>
               <w:rPr>
@@ -3109,7 +3109,7 @@
               <w14:ligatures w14:val="standardContextual"/>
             </w:rPr>
           </w:pPr>
-          <w:hyperlink w:anchor="_Toc239545678" w:history="1">
+          <w:hyperlink w:anchor="_Toc239663423" w:history="1">
             <w:r>
               <w:rPr>
                 <w:rStyle w:val="Hiperhivatkozs"/>
@@ -3157,7 +3157,7 @@
                 <w:noProof/>
                 <w:webHidden/>
               </w:rPr>
-              <w:instrText xml:space="preserve"> PAGEREF _Toc239545678 \h </w:instrText>
+              <w:instrText xml:space="preserve"> PAGEREF _Toc239663423 \h </w:instrText>
             </w:r>
             <w:r>
               <w:rPr>
@@ -3205,7 +3205,7 @@
               <w14:ligatures w14:val="standardContextual"/>
             </w:rPr>
           </w:pPr>
-          <w:hyperlink w:anchor="_Toc239545679" w:history="1">
+          <w:hyperlink w:anchor="_Toc239663424" w:history="1">
             <w:r>
               <w:rPr>
                 <w:rStyle w:val="Hiperhivatkozs"/>
@@ -3253,7 +3253,7 @@
                 <w:noProof/>
                 <w:webHidden/>
               </w:rPr>
-              <w:instrText xml:space="preserve"> PAGEREF _Toc239545679 \h </w:instrText>
+              <w:instrText xml:space="preserve"> PAGEREF _Toc239663424 \h </w:instrText>
             </w:r>
             <w:r>
               <w:rPr>
@@ -3301,7 +3301,7 @@
               <w14:ligatures w14:val="standardContextual"/>
             </w:rPr>
           </w:pPr>
-          <w:hyperlink w:anchor="_Toc239545680" w:history="1">
+          <w:hyperlink w:anchor="_Toc239663425" w:history="1">
             <w:r>
               <w:rPr>
                 <w:rStyle w:val="Hiperhivatkozs"/>
@@ -3349,7 +3349,7 @@
                 <w:noProof/>
                 <w:webHidden/>
               </w:rPr>
-              <w:instrText xml:space="preserve"> PAGEREF _Toc239545680 \h </w:instrText>
+              <w:instrText xml:space="preserve"> PAGEREF _Toc239663425 \h </w:instrText>
             </w:r>
             <w:r>
               <w:rPr>
@@ -3397,7 +3397,7 @@
               <w14:ligatures w14:val="standardContextual"/>
             </w:rPr>
           </w:pPr>
-          <w:hyperlink w:anchor="_Toc239545681" w:history="1">
+          <w:hyperlink w:anchor="_Toc239663426" w:history="1">
             <w:r>
               <w:rPr>
                 <w:rStyle w:val="Hiperhivatkozs"/>
@@ -3445,7 +3445,7 @@
                 <w:noProof/>
                 <w:webHidden/>
               </w:rPr>
-              <w:instrText xml:space="preserve"> PAGEREF _Toc239545681 \h </w:instrText>
+              <w:instrText xml:space="preserve"> PAGEREF _Toc239663426 \h </w:instrText>
             </w:r>
             <w:r>
               <w:rPr>
@@ -3493,7 +3493,7 @@
               <w14:ligatures w14:val="standardContextual"/>
             </w:rPr>
           </w:pPr>
-          <w:hyperlink w:anchor="_Toc239545682" w:history="1">
+          <w:hyperlink w:anchor="_Toc239663427" w:history="1">
             <w:r>
               <w:rPr>
                 <w:rStyle w:val="Hiperhivatkozs"/>
@@ -3541,7 +3541,7 @@
                 <w:noProof/>
                 <w:webHidden/>
               </w:rPr>
-              <w:instrText xml:space="preserve"> PAGEREF _Toc239545682 \h </w:instrText>
+              <w:instrText xml:space="preserve"> PAGEREF _Toc239663427 \h </w:instrText>
             </w:r>
             <w:r>
               <w:rPr>
@@ -3589,7 +3589,7 @@
               <w14:ligatures w14:val="standardContextual"/>
             </w:rPr>
           </w:pPr>
-          <w:hyperlink w:anchor="_Toc239545683" w:history="1">
+          <w:hyperlink w:anchor="_Toc239663428" w:history="1">
             <w:r>
               <w:rPr>
                 <w:rStyle w:val="Hiperhivatkozs"/>
@@ -3637,7 +3637,7 @@
                 <w:noProof/>
                 <w:webHidden/>
               </w:rPr>
-              <w:instrText xml:space="preserve"> PAGEREF _Toc239545683 \h </w:instrText>
+              <w:instrText xml:space="preserve"> PAGEREF _Toc239663428 \h </w:instrText>
             </w:r>
             <w:r>
               <w:rPr>
@@ -3685,7 +3685,7 @@
               <w14:ligatures w14:val="standardContextual"/>
             </w:rPr>
           </w:pPr>
-          <w:hyperlink w:anchor="_Toc239545684" w:history="1">
+          <w:hyperlink w:anchor="_Toc239663429" w:history="1">
             <w:r>
               <w:rPr>
                 <w:rStyle w:val="Hiperhivatkozs"/>
@@ -3733,7 +3733,7 @@
                 <w:noProof/>
                 <w:webHidden/>
               </w:rPr>
-              <w:instrText xml:space="preserve"> PAGEREF _Toc239545684 \h </w:instrText>
+              <w:instrText xml:space="preserve"> PAGEREF _Toc239663429 \h </w:instrText>
             </w:r>
             <w:r>
               <w:rPr>
@@ -3781,7 +3781,7 @@
               <w14:ligatures w14:val="standardContextual"/>
             </w:rPr>
           </w:pPr>
-          <w:hyperlink w:anchor="_Toc239545685" w:history="1">
+          <w:hyperlink w:anchor="_Toc239663430" w:history="1">
             <w:r>
               <w:rPr>
                 <w:rStyle w:val="Hiperhivatkozs"/>
@@ -3829,7 +3829,7 @@
                 <w:noProof/>
                 <w:webHidden/>
               </w:rPr>
-              <w:instrText xml:space="preserve"> PAGEREF _Toc239545685 \h </w:instrText>
+              <w:instrText xml:space="preserve"> PAGEREF _Toc239663430 \h </w:instrText>
             </w:r>
             <w:r>
               <w:rPr>
@@ -3877,7 +3877,7 @@
               <w14:ligatures w14:val="standardContextual"/>
             </w:rPr>
           </w:pPr>
-          <w:hyperlink w:anchor="_Toc239545686" w:history="1">
+          <w:hyperlink w:anchor="_Toc239663431" w:history="1">
             <w:r>
               <w:rPr>
                 <w:rStyle w:val="Hiperhivatkozs"/>
@@ -3925,7 +3925,7 @@
                 <w:noProof/>
                 <w:webHidden/>
               </w:rPr>
-              <w:instrText xml:space="preserve"> PAGEREF _Toc239545686 \h </w:instrText>
+              <w:instrText xml:space="preserve"> PAGEREF _Toc239663431 \h </w:instrText>
             </w:r>
             <w:r>
               <w:rPr>
@@ -3973,7 +3973,7 @@
               <w14:ligatures w14:val="standardContextual"/>
             </w:rPr>
           </w:pPr>
-          <w:hyperlink w:anchor="_Toc239545687" w:history="1">
+          <w:hyperlink w:anchor="_Toc239663432" w:history="1">
             <w:r>
               <w:rPr>
                 <w:rStyle w:val="Hiperhivatkozs"/>
@@ -4021,7 +4021,7 @@
                 <w:noProof/>
                 <w:webHidden/>
               </w:rPr>
-              <w:instrText xml:space="preserve"> PAGEREF _Toc239545687 \h </w:instrText>
+              <w:instrText xml:space="preserve"> PAGEREF _Toc239663432 \h </w:instrText>
             </w:r>
             <w:r>
               <w:rPr>
@@ -4069,7 +4069,7 @@
               <w14:ligatures w14:val="standardContextual"/>
             </w:rPr>
           </w:pPr>
-          <w:hyperlink w:anchor="_Toc239545688" w:history="1">
+          <w:hyperlink w:anchor="_Toc239663433" w:history="1">
             <w:r>
               <w:rPr>
                 <w:rStyle w:val="Hiperhivatkozs"/>
@@ -4117,7 +4117,7 @@
                 <w:noProof/>
                 <w:webHidden/>
               </w:rPr>
-              <w:instrText xml:space="preserve"> PAGEREF _Toc239545688 \h </w:instrText>
+              <w:instrText xml:space="preserve"> PAGEREF _Toc239663433 \h </w:instrText>
             </w:r>
             <w:r>
               <w:rPr>
@@ -4165,7 +4165,7 @@
               <w14:ligatures w14:val="standardContextual"/>
             </w:rPr>
           </w:pPr>
-          <w:hyperlink w:anchor="_Toc239545689" w:history="1">
+          <w:hyperlink w:anchor="_Toc239663434" w:history="1">
             <w:r>
               <w:rPr>
                 <w:rStyle w:val="Hiperhivatkozs"/>
@@ -4213,7 +4213,7 @@
                 <w:noProof/>
                 <w:webHidden/>
               </w:rPr>
-              <w:instrText xml:space="preserve"> PAGEREF _Toc239545689 \h </w:instrText>
+              <w:instrText xml:space="preserve"> PAGEREF _Toc239663434 \h </w:instrText>
             </w:r>
             <w:r>
               <w:rPr>
@@ -4261,7 +4261,7 @@
               <w14:ligatures w14:val="standardContextual"/>
             </w:rPr>
           </w:pPr>
-          <w:hyperlink w:anchor="_Toc239545690" w:history="1">
+          <w:hyperlink w:anchor="_Toc239663435" w:history="1">
             <w:r>
               <w:rPr>
                 <w:rStyle w:val="Hiperhivatkozs"/>
@@ -4309,7 +4309,7 @@
                 <w:noProof/>
                 <w:webHidden/>
               </w:rPr>
-              <w:instrText xml:space="preserve"> PAGEREF _Toc239545690 \h </w:instrText>
+              <w:instrText xml:space="preserve"> PAGEREF _Toc239663435 \h </w:instrText>
             </w:r>
             <w:r>
               <w:rPr>
@@ -4357,7 +4357,7 @@
               <w14:ligatures w14:val="standardContextual"/>
             </w:rPr>
           </w:pPr>
-          <w:hyperlink w:anchor="_Toc239545691" w:history="1">
+          <w:hyperlink w:anchor="_Toc239663436" w:history="1">
             <w:r>
               <w:rPr>
                 <w:rStyle w:val="Hiperhivatkozs"/>
@@ -4405,7 +4405,7 @@
                 <w:noProof/>
                 <w:webHidden/>
               </w:rPr>
-              <w:instrText xml:space="preserve"> PAGEREF _Toc239545691 \h </w:instrText>
+              <w:instrText xml:space="preserve"> PAGEREF _Toc239663436 \h </w:instrText>
             </w:r>
             <w:r>
               <w:rPr>
@@ -4453,7 +4453,7 @@
               <w14:ligatures w14:val="standardContextual"/>
             </w:rPr>
           </w:pPr>
-          <w:hyperlink w:anchor="_Toc239545692" w:history="1">
+          <w:hyperlink w:anchor="_Toc239663437" w:history="1">
             <w:r>
               <w:rPr>
                 <w:rStyle w:val="Hiperhivatkozs"/>
@@ -4501,7 +4501,7 @@
                 <w:noProof/>
                 <w:webHidden/>
               </w:rPr>
-              <w:instrText xml:space="preserve"> PAGEREF _Toc239545692 \h </w:instrText>
+              <w:instrText xml:space="preserve"> PAGEREF _Toc239663437 \h </w:instrText>
             </w:r>
             <w:r>
               <w:rPr>
@@ -4549,7 +4549,7 @@
               <w14:ligatures w14:val="standardContextual"/>
             </w:rPr>
           </w:pPr>
-          <w:hyperlink w:anchor="_Toc239545693" w:history="1">
+          <w:hyperlink w:anchor="_Toc239663438" w:history="1">
             <w:r>
               <w:rPr>
                 <w:rStyle w:val="Hiperhivatkozs"/>
@@ -4597,7 +4597,7 @@
                 <w:noProof/>
                 <w:webHidden/>
               </w:rPr>
-              <w:instrText xml:space="preserve"> PAGEREF _Toc239545693 \h </w:instrText>
+              <w:instrText xml:space="preserve"> PAGEREF _Toc239663438 \h </w:instrText>
             </w:r>
             <w:r>
               <w:rPr>
@@ -4645,7 +4645,7 @@
               <w14:ligatures w14:val="standardContextual"/>
             </w:rPr>
           </w:pPr>
-          <w:hyperlink w:anchor="_Toc239545694" w:history="1">
+          <w:hyperlink w:anchor="_Toc239663439" w:history="1">
             <w:r>
               <w:rPr>
                 <w:rStyle w:val="Hiperhivatkozs"/>
@@ -4693,7 +4693,7 @@
                 <w:noProof/>
                 <w:webHidden/>
               </w:rPr>
-              <w:instrText xml:space="preserve"> PAGEREF _Toc239545694 \h </w:instrText>
+              <w:instrText xml:space="preserve"> PAGEREF _Toc239663439 \h </w:instrText>
             </w:r>
             <w:r>
               <w:rPr>
@@ -4741,7 +4741,7 @@
               <w14:ligatures w14:val="standardContextual"/>
             </w:rPr>
           </w:pPr>
-          <w:hyperlink w:anchor="_Toc239545695" w:history="1">
+          <w:hyperlink w:anchor="_Toc239663440" w:history="1">
             <w:r>
               <w:rPr>
                 <w:rStyle w:val="Hiperhivatkozs"/>
@@ -4787,7 +4787,7 @@
                 <w:noProof/>
                 <w:webHidden/>
               </w:rPr>
-              <w:instrText xml:space="preserve"> PAGEREF _Toc239545695 \h </w:instrText>
+              <w:instrText xml:space="preserve"> PAGEREF _Toc239663440 \h </w:instrText>
             </w:r>
             <w:r>
               <w:rPr>
@@ -4835,7 +4835,7 @@
               <w14:ligatures w14:val="standardContextual"/>
             </w:rPr>
           </w:pPr>
-          <w:hyperlink w:anchor="_Toc239545696" w:history="1">
+          <w:hyperlink w:anchor="_Toc239663441" w:history="1">
             <w:r>
               <w:rPr>
                 <w:rStyle w:val="Hiperhivatkozs"/>
@@ -4883,7 +4883,7 @@
                 <w:noProof/>
                 <w:webHidden/>
               </w:rPr>
-              <w:instrText xml:space="preserve"> PAGEREF _Toc239545696 \h </w:instrText>
+              <w:instrText xml:space="preserve"> PAGEREF _Toc239663441 \h </w:instrText>
             </w:r>
             <w:r>
               <w:rPr>
@@ -4931,7 +4931,7 @@
               <w14:ligatures w14:val="standardContextual"/>
             </w:rPr>
           </w:pPr>
-          <w:hyperlink w:anchor="_Toc239545697" w:history="1">
+          <w:hyperlink w:anchor="_Toc239663442" w:history="1">
             <w:r>
               <w:rPr>
                 <w:rStyle w:val="Hiperhivatkozs"/>
@@ -4979,7 +4979,7 @@
                 <w:noProof/>
                 <w:webHidden/>
               </w:rPr>
-              <w:instrText xml:space="preserve"> PAGEREF _Toc239545697 \h </w:instrText>
+              <w:instrText xml:space="preserve"> PAGEREF _Toc239663442 \h </w:instrText>
             </w:r>
             <w:r>
               <w:rPr>
@@ -5027,7 +5027,7 @@
               <w14:ligatures w14:val="standardContextual"/>
             </w:rPr>
           </w:pPr>
-          <w:hyperlink w:anchor="_Toc239545698" w:history="1">
+          <w:hyperlink w:anchor="_Toc239663443" w:history="1">
             <w:r>
               <w:rPr>
                 <w:rStyle w:val="Hiperhivatkozs"/>
@@ -5075,7 +5075,7 @@
                 <w:noProof/>
                 <w:webHidden/>
               </w:rPr>
-              <w:instrText xml:space="preserve"> PAGEREF _Toc239545698 \h </w:instrText>
+              <w:instrText xml:space="preserve"> PAGEREF _Toc239663443 \h </w:instrText>
             </w:r>
             <w:r>
               <w:rPr>
@@ -5123,7 +5123,7 @@
               <w14:ligatures w14:val="standardContextual"/>
             </w:rPr>
           </w:pPr>
-          <w:hyperlink w:anchor="_Toc239545699" w:history="1">
+          <w:hyperlink w:anchor="_Toc239663444" w:history="1">
             <w:r>
               <w:rPr>
                 <w:rStyle w:val="Hiperhivatkozs"/>
@@ -5171,7 +5171,7 @@
                 <w:noProof/>
                 <w:webHidden/>
               </w:rPr>
-              <w:instrText xml:space="preserve"> PAGEREF _Toc239545699 \h </w:instrText>
+              <w:instrText xml:space="preserve"> PAGEREF _Toc239663444 \h </w:instrText>
             </w:r>
             <w:r>
               <w:rPr>
@@ -5219,7 +5219,7 @@
               <w14:ligatures w14:val="standardContextual"/>
             </w:rPr>
           </w:pPr>
-          <w:hyperlink w:anchor="_Toc239545700" w:history="1">
+          <w:hyperlink w:anchor="_Toc239663445" w:history="1">
             <w:r>
               <w:rPr>
                 <w:rStyle w:val="Hiperhivatkozs"/>
@@ -5267,7 +5267,7 @@
                 <w:noProof/>
                 <w:webHidden/>
               </w:rPr>
-              <w:instrText xml:space="preserve"> PAGEREF _Toc239545700 \h </w:instrText>
+              <w:instrText xml:space="preserve"> PAGEREF _Toc239663445 \h </w:instrText>
             </w:r>
             <w:r>
               <w:rPr>
@@ -5315,7 +5315,7 @@
               <w14:ligatures w14:val="standardContextual"/>
             </w:rPr>
           </w:pPr>
-          <w:hyperlink w:anchor="_Toc239545701" w:history="1">
+          <w:hyperlink w:anchor="_Toc239663446" w:history="1">
             <w:r>
               <w:rPr>
                 <w:rStyle w:val="Hiperhivatkozs"/>
@@ -5363,7 +5363,7 @@
                 <w:noProof/>
                 <w:webHidden/>
               </w:rPr>
-              <w:instrText xml:space="preserve"> PAGEREF _Toc239545701 \h </w:instrText>
+              <w:instrText xml:space="preserve"> PAGEREF _Toc239663446 \h </w:instrText>
             </w:r>
             <w:r>
               <w:rPr>
@@ -5411,7 +5411,7 @@
               <w14:ligatures w14:val="standardContextual"/>
             </w:rPr>
           </w:pPr>
-          <w:hyperlink w:anchor="_Toc239545702" w:history="1">
+          <w:hyperlink w:anchor="_Toc239663447" w:history="1">
             <w:r>
               <w:rPr>
                 <w:rStyle w:val="Hiperhivatkozs"/>
@@ -5459,7 +5459,7 @@
                 <w:noProof/>
                 <w:webHidden/>
               </w:rPr>
-              <w:instrText xml:space="preserve"> PAGEREF _Toc239545702 \h </w:instrText>
+              <w:instrText xml:space="preserve"> PAGEREF _Toc239663447 \h </w:instrText>
             </w:r>
             <w:r>
               <w:rPr>
@@ -5507,7 +5507,7 @@
               <w14:ligatures w14:val="standardContextual"/>
             </w:rPr>
           </w:pPr>
-          <w:hyperlink w:anchor="_Toc239545703" w:history="1">
+          <w:hyperlink w:anchor="_Toc239663448" w:history="1">
             <w:r>
               <w:rPr>
                 <w:rStyle w:val="Hiperhivatkozs"/>
@@ -5555,7 +5555,7 @@
                 <w:noProof/>
                 <w:webHidden/>
               </w:rPr>
-              <w:instrText xml:space="preserve"> PAGEREF _Toc239545703 \h </w:instrText>
+              <w:instrText xml:space="preserve"> PAGEREF _Toc239663448 \h </w:instrText>
             </w:r>
             <w:r>
               <w:rPr>
@@ -5603,7 +5603,7 @@
               <w14:ligatures w14:val="standardContextual"/>
             </w:rPr>
           </w:pPr>
-          <w:hyperlink w:anchor="_Toc239545704" w:history="1">
+          <w:hyperlink w:anchor="_Toc239663449" w:history="1">
             <w:r>
               <w:rPr>
                 <w:rStyle w:val="Hiperhivatkozs"/>
@@ -5651,7 +5651,7 @@
                 <w:noProof/>
                 <w:webHidden/>
               </w:rPr>
-              <w:instrText xml:space="preserve"> PAGEREF _Toc239545704 \h </w:instrText>
+              <w:instrText xml:space="preserve"> PAGEREF _Toc239663449 \h </w:instrText>
             </w:r>
             <w:r>
               <w:rPr>
@@ -5699,7 +5699,7 @@
               <w14:ligatures w14:val="standardContextual"/>
             </w:rPr>
           </w:pPr>
-          <w:hyperlink w:anchor="_Toc239545705" w:history="1">
+          <w:hyperlink w:anchor="_Toc239663450" w:history="1">
             <w:r>
               <w:rPr>
                 <w:rStyle w:val="Hiperhivatkozs"/>
@@ -5747,7 +5747,7 @@
                 <w:noProof/>
                 <w:webHidden/>
               </w:rPr>
-              <w:instrText xml:space="preserve"> PAGEREF _Toc239545705 \h </w:instrText>
+              <w:instrText xml:space="preserve"> PAGEREF _Toc239663450 \h </w:instrText>
             </w:r>
             <w:r>
               <w:rPr>
@@ -5795,7 +5795,7 @@
               <w14:ligatures w14:val="standardContextual"/>
             </w:rPr>
           </w:pPr>
-          <w:hyperlink w:anchor="_Toc239545706" w:history="1">
+          <w:hyperlink w:anchor="_Toc239663451" w:history="1">
             <w:r>
               <w:rPr>
                 <w:rStyle w:val="Hiperhivatkozs"/>
@@ -5843,7 +5843,7 @@
                 <w:noProof/>
                 <w:webHidden/>
               </w:rPr>
-              <w:instrText xml:space="preserve"> PAGEREF _Toc239545706 \h </w:instrText>
+              <w:instrText xml:space="preserve"> PAGEREF _Toc239663451 \h </w:instrText>
             </w:r>
             <w:r>
               <w:rPr>
@@ -5891,7 +5891,7 @@
               <w14:ligatures w14:val="standardContextual"/>
             </w:rPr>
           </w:pPr>
-          <w:hyperlink w:anchor="_Toc239545707" w:history="1">
+          <w:hyperlink w:anchor="_Toc239663452" w:history="1">
             <w:r>
               <w:rPr>
                 <w:rStyle w:val="Hiperhivatkozs"/>
@@ -5939,7 +5939,7 @@
                 <w:noProof/>
                 <w:webHidden/>
               </w:rPr>
-              <w:instrText xml:space="preserve"> PAGEREF _Toc239545707 \h </w:instrText>
+              <w:instrText xml:space="preserve"> PAGEREF _Toc239663452 \h </w:instrText>
             </w:r>
             <w:r>
               <w:rPr>
@@ -5987,7 +5987,7 @@
               <w14:ligatures w14:val="standardContextual"/>
             </w:rPr>
           </w:pPr>
-          <w:hyperlink w:anchor="_Toc239545708" w:history="1">
+          <w:hyperlink w:anchor="_Toc239663453" w:history="1">
             <w:r>
               <w:rPr>
                 <w:rStyle w:val="Hiperhivatkozs"/>
@@ -6035,7 +6035,7 @@
                 <w:noProof/>
                 <w:webHidden/>
               </w:rPr>
-              <w:instrText xml:space="preserve"> PAGEREF _Toc239545708 \h </w:instrText>
+              <w:instrText xml:space="preserve"> PAGEREF _Toc239663453 \h </w:instrText>
             </w:r>
             <w:r>
               <w:rPr>
@@ -6083,7 +6083,7 @@
               <w14:ligatures w14:val="standardContextual"/>
             </w:rPr>
           </w:pPr>
-          <w:hyperlink w:anchor="_Toc239545709" w:history="1">
+          <w:hyperlink w:anchor="_Toc239663454" w:history="1">
             <w:r>
               <w:rPr>
                 <w:rStyle w:val="Hiperhivatkozs"/>
@@ -6131,7 +6131,7 @@
                 <w:noProof/>
                 <w:webHidden/>
               </w:rPr>
-              <w:instrText xml:space="preserve"> PAGEREF _Toc239545709 \h </w:instrText>
+              <w:instrText xml:space="preserve"> PAGEREF _Toc239663454 \h </w:instrText>
             </w:r>
             <w:r>
               <w:rPr>
@@ -6179,7 +6179,7 @@
               <w14:ligatures w14:val="standardContextual"/>
             </w:rPr>
           </w:pPr>
-          <w:hyperlink w:anchor="_Toc239545710" w:history="1">
+          <w:hyperlink w:anchor="_Toc239663455" w:history="1">
             <w:r>
               <w:rPr>
                 <w:rStyle w:val="Hiperhivatkozs"/>
@@ -6227,7 +6227,7 @@
                 <w:noProof/>
                 <w:webHidden/>
               </w:rPr>
-              <w:instrText xml:space="preserve"> PAGEREF _Toc239545710 \h </w:instrText>
+              <w:instrText xml:space="preserve"> PAGEREF _Toc239663455 \h </w:instrText>
             </w:r>
             <w:r>
               <w:rPr>
@@ -6275,7 +6275,7 @@
               <w14:ligatures w14:val="standardContextual"/>
             </w:rPr>
           </w:pPr>
-          <w:hyperlink w:anchor="_Toc239545711" w:history="1">
+          <w:hyperlink w:anchor="_Toc239663456" w:history="1">
             <w:r>
               <w:rPr>
                 <w:rStyle w:val="Hiperhivatkozs"/>
@@ -6323,7 +6323,7 @@
                 <w:noProof/>
                 <w:webHidden/>
               </w:rPr>
-              <w:instrText xml:space="preserve"> PAGEREF _Toc239545711 \h </w:instrText>
+              <w:instrText xml:space="preserve"> PAGEREF _Toc239663456 \h </w:instrText>
             </w:r>
             <w:r>
               <w:rPr>
@@ -6371,7 +6371,7 @@
               <w14:ligatures w14:val="standardContextual"/>
             </w:rPr>
           </w:pPr>
-          <w:hyperlink w:anchor="_Toc239545712" w:history="1">
+          <w:hyperlink w:anchor="_Toc239663457" w:history="1">
             <w:r>
               <w:rPr>
                 <w:rStyle w:val="Hiperhivatkozs"/>
@@ -6419,7 +6419,7 @@
                 <w:noProof/>
                 <w:webHidden/>
               </w:rPr>
-              <w:instrText xml:space="preserve"> PAGEREF _Toc239545712 \h </w:instrText>
+              <w:instrText xml:space="preserve"> PAGEREF _Toc239663457 \h </w:instrText>
             </w:r>
             <w:r>
               <w:rPr>
@@ -6467,7 +6467,7 @@
               <w14:ligatures w14:val="standardContextual"/>
             </w:rPr>
           </w:pPr>
-          <w:hyperlink w:anchor="_Toc239545713" w:history="1">
+          <w:hyperlink w:anchor="_Toc239663458" w:history="1">
             <w:r>
               <w:rPr>
                 <w:rStyle w:val="Hiperhivatkozs"/>
@@ -6515,7 +6515,7 @@
                 <w:noProof/>
                 <w:webHidden/>
               </w:rPr>
-              <w:instrText xml:space="preserve"> PAGEREF _Toc239545713 \h </w:instrText>
+              <w:instrText xml:space="preserve"> PAGEREF _Toc239663458 \h </w:instrText>
             </w:r>
             <w:r>
               <w:rPr>
@@ -6563,7 +6563,7 @@
               <w14:ligatures w14:val="standardContextual"/>
             </w:rPr>
           </w:pPr>
-          <w:hyperlink w:anchor="_Toc239545714" w:history="1">
+          <w:hyperlink w:anchor="_Toc239663459" w:history="1">
             <w:r>
               <w:rPr>
                 <w:rStyle w:val="Hiperhivatkozs"/>
@@ -6611,7 +6611,7 @@
                 <w:noProof/>
                 <w:webHidden/>
               </w:rPr>
-              <w:instrText xml:space="preserve"> PAGEREF _Toc239545714 \h </w:instrText>
+              <w:instrText xml:space="preserve"> PAGEREF _Toc239663459 \h </w:instrText>
             </w:r>
             <w:r>
               <w:rPr>
@@ -6659,7 +6659,7 @@
               <w14:ligatures w14:val="standardContextual"/>
             </w:rPr>
           </w:pPr>
-          <w:hyperlink w:anchor="_Toc239545715" w:history="1">
+          <w:hyperlink w:anchor="_Toc239663460" w:history="1">
             <w:r>
               <w:rPr>
                 <w:rStyle w:val="Hiperhivatkozs"/>
@@ -6705,7 +6705,7 @@
                 <w:noProof/>
                 <w:webHidden/>
               </w:rPr>
-              <w:instrText xml:space="preserve"> PAGEREF _Toc239545715 \h </w:instrText>
+              <w:instrText xml:space="preserve"> PAGEREF _Toc239663460 \h </w:instrText>
             </w:r>
             <w:r>
               <w:rPr>
@@ -6753,7 +6753,7 @@
               <w14:ligatures w14:val="standardContextual"/>
             </w:rPr>
           </w:pPr>
-          <w:hyperlink w:anchor="_Toc239545716" w:history="1">
+          <w:hyperlink w:anchor="_Toc239663461" w:history="1">
             <w:r>
               <w:rPr>
                 <w:rStyle w:val="Hiperhivatkozs"/>
@@ -6799,7 +6799,7 @@
                 <w:noProof/>
                 <w:webHidden/>
               </w:rPr>
-              <w:instrText xml:space="preserve"> PAGEREF _Toc239545716 \h </w:instrText>
+              <w:instrText xml:space="preserve"> PAGEREF _Toc239663461 \h </w:instrText>
             </w:r>
             <w:r>
               <w:rPr>
@@ -6847,7 +6847,7 @@
               <w14:ligatures w14:val="standardContextual"/>
             </w:rPr>
           </w:pPr>
-          <w:hyperlink w:anchor="_Toc239545717" w:history="1">
+          <w:hyperlink w:anchor="_Toc239663462" w:history="1">
             <w:r>
               <w:rPr>
                 <w:rStyle w:val="Hiperhivatkozs"/>
@@ -6893,7 +6893,7 @@
                 <w:noProof/>
                 <w:webHidden/>
               </w:rPr>
-              <w:instrText xml:space="preserve"> PAGEREF _Toc239545717 \h </w:instrText>
+              <w:instrText xml:space="preserve"> PAGEREF _Toc239663462 \h </w:instrText>
             </w:r>
             <w:r>
               <w:rPr>
@@ -6941,7 +6941,7 @@
               <w14:ligatures w14:val="standardContextual"/>
             </w:rPr>
           </w:pPr>
-          <w:hyperlink w:anchor="_Toc239545718" w:history="1">
+          <w:hyperlink w:anchor="_Toc239663463" w:history="1">
             <w:r>
               <w:rPr>
                 <w:rStyle w:val="Hiperhivatkozs"/>
@@ -6987,7 +6987,7 @@
                 <w:noProof/>
                 <w:webHidden/>
               </w:rPr>
-              <w:instrText xml:space="preserve"> PAGEREF _Toc239545718 \h </w:instrText>
+              <w:instrText xml:space="preserve"> PAGEREF _Toc239663463 \h </w:instrText>
             </w:r>
             <w:r>
               <w:rPr>
@@ -7035,7 +7035,7 @@
               <w14:ligatures w14:val="standardContextual"/>
             </w:rPr>
           </w:pPr>
-          <w:hyperlink w:anchor="_Toc239545719" w:history="1">
+          <w:hyperlink w:anchor="_Toc239663464" w:history="1">
             <w:r>
               <w:rPr>
                 <w:rStyle w:val="Hiperhivatkozs"/>
@@ -7083,7 +7083,7 @@
                 <w:noProof/>
                 <w:webHidden/>
               </w:rPr>
-              <w:instrText xml:space="preserve"> PAGEREF _Toc239545719 \h </w:instrText>
+              <w:instrText xml:space="preserve"> PAGEREF _Toc239663464 \h </w:instrText>
             </w:r>
             <w:r>
               <w:rPr>
@@ -7131,7 +7131,7 @@
               <w14:ligatures w14:val="standardContextual"/>
             </w:rPr>
           </w:pPr>
-          <w:hyperlink w:anchor="_Toc239545720" w:history="1">
+          <w:hyperlink w:anchor="_Toc239663465" w:history="1">
             <w:r>
               <w:rPr>
                 <w:rStyle w:val="Hiperhivatkozs"/>
@@ -7179,7 +7179,7 @@
                 <w:noProof/>
                 <w:webHidden/>
               </w:rPr>
-              <w:instrText xml:space="preserve"> PAGEREF _Toc239545720 \h </w:instrText>
+              <w:instrText xml:space="preserve"> PAGEREF _Toc239663465 \h </w:instrText>
             </w:r>
             <w:r>
               <w:rPr>
@@ -7227,7 +7227,7 @@
               <w14:ligatures w14:val="standardContextual"/>
             </w:rPr>
           </w:pPr>
-          <w:hyperlink w:anchor="_Toc239545721" w:history="1">
+          <w:hyperlink w:anchor="_Toc239663466" w:history="1">
             <w:r>
               <w:rPr>
                 <w:rStyle w:val="Hiperhivatkozs"/>
@@ -7275,7 +7275,7 @@
                 <w:noProof/>
                 <w:webHidden/>
               </w:rPr>
-              <w:instrText xml:space="preserve"> PAGEREF _Toc239545721 \h </w:instrText>
+              <w:instrText xml:space="preserve"> PAGEREF _Toc239663466 \h </w:instrText>
             </w:r>
             <w:r>
               <w:rPr>
@@ -7323,7 +7323,7 @@
               <w14:ligatures w14:val="standardContextual"/>
             </w:rPr>
           </w:pPr>
-          <w:hyperlink w:anchor="_Toc239545722" w:history="1">
+          <w:hyperlink w:anchor="_Toc239663467" w:history="1">
             <w:r>
               <w:rPr>
                 <w:rStyle w:val="Hiperhivatkozs"/>
@@ -7371,7 +7371,7 @@
                 <w:noProof/>
                 <w:webHidden/>
               </w:rPr>
-              <w:instrText xml:space="preserve"> PAGEREF _Toc239545722 \h </w:instrText>
+              <w:instrText xml:space="preserve"> PAGEREF _Toc239663467 \h </w:instrText>
             </w:r>
             <w:r>
               <w:rPr>
@@ -7419,7 +7419,7 @@
               <w14:ligatures w14:val="standardContextual"/>
             </w:rPr>
           </w:pPr>
-          <w:hyperlink w:anchor="_Toc239545723" w:history="1">
+          <w:hyperlink w:anchor="_Toc239663468" w:history="1">
             <w:r>
               <w:rPr>
                 <w:rStyle w:val="Hiperhivatkozs"/>
@@ -7467,7 +7467,7 @@
                 <w:noProof/>
                 <w:webHidden/>
               </w:rPr>
-              <w:instrText xml:space="preserve"> PAGEREF _Toc239545723 \h </w:instrText>
+              <w:instrText xml:space="preserve"> PAGEREF _Toc239663468 \h </w:instrText>
             </w:r>
             <w:r>
               <w:rPr>
@@ -7515,7 +7515,7 @@
               <w14:ligatures w14:val="standardContextual"/>
             </w:rPr>
           </w:pPr>
-          <w:hyperlink w:anchor="_Toc239545724" w:history="1">
+          <w:hyperlink w:anchor="_Toc239663469" w:history="1">
             <w:r>
               <w:rPr>
                 <w:rStyle w:val="Hiperhivatkozs"/>
@@ -7563,7 +7563,7 @@
                 <w:noProof/>
                 <w:webHidden/>
               </w:rPr>
-              <w:instrText xml:space="preserve"> PAGEREF _Toc239545724 \h </w:instrText>
+              <w:instrText xml:space="preserve"> PAGEREF _Toc239663469 \h </w:instrText>
             </w:r>
             <w:r>
               <w:rPr>
@@ -7611,7 +7611,7 @@
               <w14:ligatures w14:val="standardContextual"/>
             </w:rPr>
           </w:pPr>
-          <w:hyperlink w:anchor="_Toc239545725" w:history="1">
+          <w:hyperlink w:anchor="_Toc239663470" w:history="1">
             <w:r>
               <w:rPr>
                 <w:rStyle w:val="Hiperhivatkozs"/>
@@ -7659,7 +7659,7 @@
                 <w:noProof/>
                 <w:webHidden/>
               </w:rPr>
-              <w:instrText xml:space="preserve"> PAGEREF _Toc239545725 \h </w:instrText>
+              <w:instrText xml:space="preserve"> PAGEREF _Toc239663470 \h </w:instrText>
             </w:r>
             <w:r>
               <w:rPr>
@@ -7707,7 +7707,7 @@
               <w14:ligatures w14:val="standardContextual"/>
             </w:rPr>
           </w:pPr>
-          <w:hyperlink w:anchor="_Toc239545726" w:history="1">
+          <w:hyperlink w:anchor="_Toc239663471" w:history="1">
             <w:r>
               <w:rPr>
                 <w:rStyle w:val="Hiperhivatkozs"/>
@@ -7755,7 +7755,7 @@
                 <w:noProof/>
                 <w:webHidden/>
               </w:rPr>
-              <w:instrText xml:space="preserve"> PAGEREF _Toc239545726 \h </w:instrText>
+              <w:instrText xml:space="preserve"> PAGEREF _Toc239663471 \h </w:instrText>
             </w:r>
             <w:r>
               <w:rPr>
@@ -7803,7 +7803,7 @@
               <w14:ligatures w14:val="standardContextual"/>
             </w:rPr>
           </w:pPr>
-          <w:hyperlink w:anchor="_Toc239545727" w:history="1">
+          <w:hyperlink w:anchor="_Toc239663472" w:history="1">
             <w:r>
               <w:rPr>
                 <w:rStyle w:val="Hiperhivatkozs"/>
@@ -7851,7 +7851,7 @@
                 <w:noProof/>
                 <w:webHidden/>
               </w:rPr>
-              <w:instrText xml:space="preserve"> PAGEREF _Toc239545727 \h </w:instrText>
+              <w:instrText xml:space="preserve"> PAGEREF _Toc239663472 \h </w:instrText>
             </w:r>
             <w:r>
               <w:rPr>
@@ -7899,7 +7899,7 @@
               <w14:ligatures w14:val="standardContextual"/>
             </w:rPr>
           </w:pPr>
-          <w:hyperlink w:anchor="_Toc239545728" w:history="1">
+          <w:hyperlink w:anchor="_Toc239663473" w:history="1">
             <w:r>
               <w:rPr>
                 <w:rStyle w:val="Hiperhivatkozs"/>
@@ -7947,7 +7947,7 @@
                 <w:noProof/>
                 <w:webHidden/>
               </w:rPr>
-              <w:instrText xml:space="preserve"> PAGEREF _Toc239545728 \h </w:instrText>
+              <w:instrText xml:space="preserve"> PAGEREF _Toc239663473 \h </w:instrText>
             </w:r>
             <w:r>
               <w:rPr>
@@ -7995,7 +7995,7 @@
               <w14:ligatures w14:val="standardContextual"/>
             </w:rPr>
           </w:pPr>
-          <w:hyperlink w:anchor="_Toc239545729" w:history="1">
+          <w:hyperlink w:anchor="_Toc239663474" w:history="1">
             <w:r>
               <w:rPr>
                 <w:rStyle w:val="Hiperhivatkozs"/>
@@ -8043,7 +8043,7 @@
                 <w:noProof/>
                 <w:webHidden/>
               </w:rPr>
-              <w:instrText xml:space="preserve"> PAGEREF _Toc239545729 \h </w:instrText>
+              <w:instrText xml:space="preserve"> PAGEREF _Toc239663474 \h </w:instrText>
             </w:r>
             <w:r>
               <w:rPr>
@@ -8091,7 +8091,7 @@
               <w14:ligatures w14:val="standardContextual"/>
             </w:rPr>
           </w:pPr>
-          <w:hyperlink w:anchor="_Toc239545730" w:history="1">
+          <w:hyperlink w:anchor="_Toc239663475" w:history="1">
             <w:r>
               <w:rPr>
                 <w:rStyle w:val="Hiperhivatkozs"/>
@@ -8139,7 +8139,7 @@
                 <w:noProof/>
                 <w:webHidden/>
               </w:rPr>
-              <w:instrText xml:space="preserve"> PAGEREF _Toc239545730 \h </w:instrText>
+              <w:instrText xml:space="preserve"> PAGEREF _Toc239663475 \h </w:instrText>
             </w:r>
             <w:r>
               <w:rPr>
@@ -8187,7 +8187,7 @@
               <w14:ligatures w14:val="standardContextual"/>
             </w:rPr>
           </w:pPr>
-          <w:hyperlink w:anchor="_Toc239545731" w:history="1">
+          <w:hyperlink w:anchor="_Toc239663476" w:history="1">
             <w:r>
               <w:rPr>
                 <w:rStyle w:val="Hiperhivatkozs"/>
@@ -8235,7 +8235,7 @@
                 <w:noProof/>
                 <w:webHidden/>
               </w:rPr>
-              <w:instrText xml:space="preserve"> PAGEREF _Toc239545731 \h </w:instrText>
+              <w:instrText xml:space="preserve"> PAGEREF _Toc239663476 \h </w:instrText>
             </w:r>
             <w:r>
               <w:rPr>
@@ -8283,7 +8283,7 @@
               <w14:ligatures w14:val="standardContextual"/>
             </w:rPr>
           </w:pPr>
-          <w:hyperlink w:anchor="_Toc239545732" w:history="1">
+          <w:hyperlink w:anchor="_Toc239663477" w:history="1">
             <w:r>
               <w:rPr>
                 <w:rStyle w:val="Hiperhivatkozs"/>
@@ -8331,7 +8331,7 @@
                 <w:noProof/>
                 <w:webHidden/>
               </w:rPr>
-              <w:instrText xml:space="preserve"> PAGEREF _Toc239545732 \h </w:instrText>
+              <w:instrText xml:space="preserve"> PAGEREF _Toc239663477 \h </w:instrText>
             </w:r>
             <w:r>
               <w:rPr>
@@ -8379,7 +8379,7 @@
               <w14:ligatures w14:val="standardContextual"/>
             </w:rPr>
           </w:pPr>
-          <w:hyperlink w:anchor="_Toc239545733" w:history="1">
+          <w:hyperlink w:anchor="_Toc239663478" w:history="1">
             <w:r>
               <w:rPr>
                 <w:rStyle w:val="Hiperhivatkozs"/>
@@ -8427,7 +8427,7 @@
                 <w:noProof/>
                 <w:webHidden/>
               </w:rPr>
-              <w:instrText xml:space="preserve"> PAGEREF _Toc239545733 \h </w:instrText>
+              <w:instrText xml:space="preserve"> PAGEREF _Toc239663478 \h </w:instrText>
             </w:r>
             <w:r>
               <w:rPr>
@@ -8475,7 +8475,7 @@
               <w14:ligatures w14:val="standardContextual"/>
             </w:rPr>
           </w:pPr>
-          <w:hyperlink w:anchor="_Toc239545734" w:history="1">
+          <w:hyperlink w:anchor="_Toc239663479" w:history="1">
             <w:r>
               <w:rPr>
                 <w:rStyle w:val="Hiperhivatkozs"/>
@@ -8523,7 +8523,7 @@
                 <w:noProof/>
                 <w:webHidden/>
               </w:rPr>
-              <w:instrText xml:space="preserve"> PAGEREF _Toc239545734 \h </w:instrText>
+              <w:instrText xml:space="preserve"> PAGEREF _Toc239663479 \h </w:instrText>
             </w:r>
             <w:r>
               <w:rPr>
@@ -8571,7 +8571,7 @@
               <w14:ligatures w14:val="standardContextual"/>
             </w:rPr>
           </w:pPr>
-          <w:hyperlink w:anchor="_Toc239545735" w:history="1">
+          <w:hyperlink w:anchor="_Toc239663480" w:history="1">
             <w:r>
               <w:rPr>
                 <w:rStyle w:val="Hiperhivatkozs"/>
@@ -8619,7 +8619,7 @@
                 <w:noProof/>
                 <w:webHidden/>
               </w:rPr>
-              <w:instrText xml:space="preserve"> PAGEREF _Toc239545735 \h </w:instrText>
+              <w:instrText xml:space="preserve"> PAGEREF _Toc239663480 \h </w:instrText>
             </w:r>
             <w:r>
               <w:rPr>
@@ -8667,7 +8667,7 @@
               <w14:ligatures w14:val="standardContextual"/>
             </w:rPr>
           </w:pPr>
-          <w:hyperlink w:anchor="_Toc239545736" w:history="1">
+          <w:hyperlink w:anchor="_Toc239663481" w:history="1">
             <w:r>
               <w:rPr>
                 <w:rStyle w:val="Hiperhivatkozs"/>
@@ -8715,7 +8715,7 @@
                 <w:noProof/>
                 <w:webHidden/>
               </w:rPr>
-              <w:instrText xml:space="preserve"> PAGEREF _Toc239545736 \h </w:instrText>
+              <w:instrText xml:space="preserve"> PAGEREF _Toc239663481 \h </w:instrText>
             </w:r>
             <w:r>
               <w:rPr>
@@ -8763,7 +8763,7 @@
               <w14:ligatures w14:val="standardContextual"/>
             </w:rPr>
           </w:pPr>
-          <w:hyperlink w:anchor="_Toc239545737" w:history="1">
+          <w:hyperlink w:anchor="_Toc239663482" w:history="1">
             <w:r>
               <w:rPr>
                 <w:rStyle w:val="Hiperhivatkozs"/>
@@ -8811,7 +8811,7 @@
                 <w:noProof/>
                 <w:webHidden/>
               </w:rPr>
-              <w:instrText xml:space="preserve"> PAGEREF _Toc239545737 \h </w:instrText>
+              <w:instrText xml:space="preserve"> PAGEREF _Toc239663482 \h </w:instrText>
             </w:r>
             <w:r>
               <w:rPr>
@@ -8859,7 +8859,7 @@
               <w14:ligatures w14:val="standardContextual"/>
             </w:rPr>
           </w:pPr>
-          <w:hyperlink w:anchor="_Toc239545738" w:history="1">
+          <w:hyperlink w:anchor="_Toc239663483" w:history="1">
             <w:r>
               <w:rPr>
                 <w:rStyle w:val="Hiperhivatkozs"/>
@@ -8907,7 +8907,7 @@
                 <w:noProof/>
                 <w:webHidden/>
               </w:rPr>
-              <w:instrText xml:space="preserve"> PAGEREF _Toc239545738 \h </w:instrText>
+              <w:instrText xml:space="preserve"> PAGEREF _Toc239663483 \h </w:instrText>
             </w:r>
             <w:r>
               <w:rPr>
@@ -8955,7 +8955,7 @@
               <w14:ligatures w14:val="standardContextual"/>
             </w:rPr>
           </w:pPr>
-          <w:hyperlink w:anchor="_Toc239545739" w:history="1">
+          <w:hyperlink w:anchor="_Toc239663484" w:history="1">
             <w:r>
               <w:rPr>
                 <w:rStyle w:val="Hiperhivatkozs"/>
@@ -9003,7 +9003,7 @@
                 <w:noProof/>
                 <w:webHidden/>
               </w:rPr>
-              <w:instrText xml:space="preserve"> PAGEREF _Toc239545739 \h </w:instrText>
+              <w:instrText xml:space="preserve"> PAGEREF _Toc239663484 \h </w:instrText>
             </w:r>
             <w:r>
               <w:rPr>
@@ -9051,7 +9051,7 @@
               <w14:ligatures w14:val="standardContextual"/>
             </w:rPr>
           </w:pPr>
-          <w:hyperlink w:anchor="_Toc239545740" w:history="1">
+          <w:hyperlink w:anchor="_Toc239663485" w:history="1">
             <w:r>
               <w:rPr>
                 <w:rStyle w:val="Hiperhivatkozs"/>
@@ -9099,7 +9099,7 @@
                 <w:noProof/>
                 <w:webHidden/>
               </w:rPr>
-              <w:instrText xml:space="preserve"> PAGEREF _Toc239545740 \h </w:instrText>
+              <w:instrText xml:space="preserve"> PAGEREF _Toc239663485 \h </w:instrText>
             </w:r>
             <w:r>
               <w:rPr>
@@ -9147,7 +9147,7 @@
               <w14:ligatures w14:val="standardContextual"/>
             </w:rPr>
           </w:pPr>
-          <w:hyperlink w:anchor="_Toc239545741" w:history="1">
+          <w:hyperlink w:anchor="_Toc239663486" w:history="1">
             <w:r>
               <w:rPr>
                 <w:rStyle w:val="Hiperhivatkozs"/>
@@ -9195,7 +9195,7 @@
                 <w:noProof/>
                 <w:webHidden/>
               </w:rPr>
-              <w:instrText xml:space="preserve"> PAGEREF _Toc239545741 \h </w:instrText>
+              <w:instrText xml:space="preserve"> PAGEREF _Toc239663486 \h </w:instrText>
             </w:r>
             <w:r>
               <w:rPr>
@@ -9243,7 +9243,7 @@
               <w14:ligatures w14:val="standardContextual"/>
             </w:rPr>
           </w:pPr>
-          <w:hyperlink w:anchor="_Toc239545742" w:history="1">
+          <w:hyperlink w:anchor="_Toc239663487" w:history="1">
             <w:r>
               <w:rPr>
                 <w:rStyle w:val="Hiperhivatkozs"/>
@@ -9291,7 +9291,7 @@
                 <w:noProof/>
                 <w:webHidden/>
               </w:rPr>
-              <w:instrText xml:space="preserve"> PAGEREF _Toc239545742 \h </w:instrText>
+              <w:instrText xml:space="preserve"> PAGEREF _Toc239663487 \h </w:instrText>
             </w:r>
             <w:r>
               <w:rPr>
@@ -9339,7 +9339,7 @@
               <w14:ligatures w14:val="standardContextual"/>
             </w:rPr>
           </w:pPr>
-          <w:hyperlink w:anchor="_Toc239545743" w:history="1">
+          <w:hyperlink w:anchor="_Toc239663488" w:history="1">
             <w:r>
               <w:rPr>
                 <w:rStyle w:val="Hiperhivatkozs"/>
@@ -9387,7 +9387,7 @@
                 <w:noProof/>
                 <w:webHidden/>
               </w:rPr>
-              <w:instrText xml:space="preserve"> PAGEREF _Toc239545743 \h </w:instrText>
+              <w:instrText xml:space="preserve"> PAGEREF _Toc239663488 \h </w:instrText>
             </w:r>
             <w:r>
               <w:rPr>
@@ -9461,7 +9461,7 @@
           <w:rFonts w:ascii="Times New Roman" w:hAnsi="Times New Roman" w:cs="Times New Roman"/>
         </w:rPr>
       </w:pPr>
-      <w:bookmarkStart w:id="0" w:name="_Toc239545648"/>
+      <w:bookmarkStart w:id="0" w:name="_Toc239663393"/>
       <w:r>
         <w:rPr>
           <w:rFonts w:ascii="Times New Roman" w:hAnsi="Times New Roman" w:cs="Times New Roman"/>
@@ -11103,7 +11103,7 @@
           <w:lang w:eastAsia="hu-HU"/>
         </w:rPr>
       </w:pPr>
-      <w:bookmarkStart w:id="1" w:name="_Toc239545649"/>
+      <w:bookmarkStart w:id="1" w:name="_Toc239663394"/>
       <w:r>
         <w:rPr>
           <w:rFonts w:ascii="Times New Roman" w:hAnsi="Times New Roman" w:cs="Times New Roman"/>
@@ -11138,7 +11138,7 @@
           <w:lang w:eastAsia="hu-HU"/>
         </w:rPr>
       </w:pPr>
-      <w:bookmarkStart w:id="2" w:name="_Toc239545650"/>
+      <w:bookmarkStart w:id="2" w:name="_Toc239663395"/>
       <w:r>
         <w:rPr>
           <w:rFonts w:ascii="Times New Roman" w:hAnsi="Times New Roman" w:cs="Times New Roman"/>
@@ -11536,7 +11536,7 @@
           <w:lang w:eastAsia="hu-HU"/>
         </w:rPr>
       </w:pPr>
-      <w:bookmarkStart w:id="3" w:name="_Toc239545651"/>
+      <w:bookmarkStart w:id="3" w:name="_Toc239663396"/>
       <w:r>
         <w:rPr>
           <w:rFonts w:ascii="Times New Roman" w:hAnsi="Times New Roman" w:cs="Times New Roman"/>
@@ -11844,7 +11844,7 @@
           <w:lang w:eastAsia="hu-HU"/>
         </w:rPr>
       </w:pPr>
-      <w:bookmarkStart w:id="4" w:name="_Toc239545652"/>
+      <w:bookmarkStart w:id="4" w:name="_Toc239663397"/>
       <w:r>
         <w:rPr>
           <w:rFonts w:ascii="Times New Roman" w:hAnsi="Times New Roman" w:cs="Times New Roman"/>
@@ -12126,7 +12126,7 @@
           <w:lang w:eastAsia="hu-HU"/>
         </w:rPr>
       </w:pPr>
-      <w:bookmarkStart w:id="5" w:name="_Toc239545653"/>
+      <w:bookmarkStart w:id="5" w:name="_Toc239663398"/>
       <w:r>
         <w:rPr>
           <w:rFonts w:ascii="Times New Roman" w:hAnsi="Times New Roman" w:cs="Times New Roman"/>
@@ -12280,7 +12280,7 @@
           <w:rFonts w:ascii="Times New Roman" w:hAnsi="Times New Roman" w:cs="Times New Roman"/>
         </w:rPr>
       </w:pPr>
-      <w:bookmarkStart w:id="6" w:name="_Toc239545654"/>
+      <w:bookmarkStart w:id="6" w:name="_Toc239663399"/>
       <w:r>
         <w:rPr>
           <w:rFonts w:ascii="Times New Roman" w:hAnsi="Times New Roman" w:cs="Times New Roman"/>
@@ -12298,7 +12298,7 @@
           <w:rFonts w:ascii="Times New Roman" w:hAnsi="Times New Roman" w:cs="Times New Roman"/>
         </w:rPr>
       </w:pPr>
-      <w:bookmarkStart w:id="7" w:name="_Toc239545655"/>
+      <w:bookmarkStart w:id="7" w:name="_Toc239663400"/>
       <w:r>
         <w:rPr>
           <w:rFonts w:ascii="Times New Roman" w:hAnsi="Times New Roman" w:cs="Times New Roman"/>
@@ -12891,7 +12891,7 @@
           <w:rFonts w:ascii="Times New Roman" w:hAnsi="Times New Roman" w:cs="Times New Roman"/>
         </w:rPr>
       </w:pPr>
-      <w:bookmarkStart w:id="8" w:name="_Toc239545656"/>
+      <w:bookmarkStart w:id="8" w:name="_Toc239663401"/>
       <w:r>
         <w:rPr>
           <w:rFonts w:ascii="Times New Roman" w:hAnsi="Times New Roman" w:cs="Times New Roman"/>
@@ -13323,7 +13323,7 @@
           <w:rFonts w:ascii="Times New Roman" w:hAnsi="Times New Roman" w:cs="Times New Roman"/>
         </w:rPr>
       </w:pPr>
-      <w:bookmarkStart w:id="9" w:name="_Toc239545657"/>
+      <w:bookmarkStart w:id="9" w:name="_Toc239663402"/>
       <w:r>
         <w:rPr>
           <w:rFonts w:ascii="Times New Roman" w:hAnsi="Times New Roman" w:cs="Times New Roman"/>
@@ -13728,7 +13728,7 @@
           <w:rFonts w:ascii="Times New Roman" w:hAnsi="Times New Roman" w:cs="Times New Roman"/>
         </w:rPr>
       </w:pPr>
-      <w:bookmarkStart w:id="10" w:name="_Toc239545658"/>
+      <w:bookmarkStart w:id="10" w:name="_Toc239663403"/>
       <w:r>
         <w:rPr>
           <w:rFonts w:ascii="Times New Roman" w:hAnsi="Times New Roman" w:cs="Times New Roman"/>
@@ -14557,7 +14557,7 @@
           <w:rFonts w:ascii="Times New Roman" w:hAnsi="Times New Roman" w:cs="Times New Roman"/>
         </w:rPr>
       </w:pPr>
-      <w:bookmarkStart w:id="12" w:name="_Toc239545659"/>
+      <w:bookmarkStart w:id="12" w:name="_Toc239663404"/>
       <w:r>
         <w:rPr>
           <w:rFonts w:ascii="Times New Roman" w:hAnsi="Times New Roman" w:cs="Times New Roman"/>
@@ -14848,7 +14848,7 @@
           <w:rFonts w:ascii="Times New Roman" w:hAnsi="Times New Roman" w:cs="Times New Roman"/>
         </w:rPr>
       </w:pPr>
-      <w:bookmarkStart w:id="13" w:name="_Toc239545660"/>
+      <w:bookmarkStart w:id="13" w:name="_Toc239663405"/>
       <w:r>
         <w:rPr>
           <w:rFonts w:ascii="Times New Roman" w:hAnsi="Times New Roman" w:cs="Times New Roman"/>
@@ -15521,7 +15521,7 @@
         </w:rPr>
       </w:pPr>
       <w:bookmarkStart w:id="14" w:name="_Toc239510648"/>
-      <w:bookmarkStart w:id="15" w:name="_Toc239545661"/>
+      <w:bookmarkStart w:id="15" w:name="_Toc239663406"/>
       <w:bookmarkEnd w:id="14"/>
       <w:r>
         <w:rPr>
@@ -15551,7 +15551,7 @@
           <w:rFonts w:ascii="Times New Roman" w:hAnsi="Times New Roman" w:cs="Times New Roman"/>
         </w:rPr>
       </w:pPr>
-      <w:bookmarkStart w:id="16" w:name="_Toc239545662"/>
+      <w:bookmarkStart w:id="16" w:name="_Toc239663407"/>
       <w:r>
         <w:rPr>
           <w:rFonts w:ascii="Times New Roman" w:hAnsi="Times New Roman" w:cs="Times New Roman"/>
@@ -15596,7 +15596,7 @@
           <w:rFonts w:ascii="Times New Roman" w:hAnsi="Times New Roman" w:cs="Times New Roman"/>
         </w:rPr>
       </w:pPr>
-      <w:bookmarkStart w:id="17" w:name="_Toc239545663"/>
+      <w:bookmarkStart w:id="17" w:name="_Toc239663408"/>
       <w:r>
         <w:rPr>
           <w:rFonts w:ascii="Times New Roman" w:hAnsi="Times New Roman" w:cs="Times New Roman"/>
@@ -15798,7 +15798,7 @@
           <w:rFonts w:ascii="Times New Roman" w:hAnsi="Times New Roman" w:cs="Times New Roman"/>
         </w:rPr>
       </w:pPr>
-      <w:bookmarkStart w:id="18" w:name="_Toc239545664"/>
+      <w:bookmarkStart w:id="18" w:name="_Toc239663409"/>
       <w:r>
         <w:rPr>
           <w:rFonts w:ascii="Times New Roman" w:hAnsi="Times New Roman" w:cs="Times New Roman"/>
@@ -15937,7 +15937,7 @@
           <w:rFonts w:ascii="Times New Roman" w:hAnsi="Times New Roman" w:cs="Times New Roman"/>
         </w:rPr>
       </w:pPr>
-      <w:bookmarkStart w:id="19" w:name="_Toc239545665"/>
+      <w:bookmarkStart w:id="19" w:name="_Toc239663410"/>
       <w:r>
         <w:rPr>
           <w:rFonts w:ascii="Times New Roman" w:hAnsi="Times New Roman" w:cs="Times New Roman"/>
@@ -16126,7 +16126,7 @@
           <w:rFonts w:ascii="Times New Roman" w:hAnsi="Times New Roman" w:cs="Times New Roman"/>
         </w:rPr>
       </w:pPr>
-      <w:bookmarkStart w:id="20" w:name="_Toc239545666"/>
+      <w:bookmarkStart w:id="20" w:name="_Toc239663411"/>
       <w:r>
         <w:rPr>
           <w:rFonts w:ascii="Times New Roman" w:hAnsi="Times New Roman" w:cs="Times New Roman"/>
@@ -16307,7 +16307,7 @@
           <w:rFonts w:ascii="Times New Roman" w:hAnsi="Times New Roman" w:cs="Times New Roman"/>
         </w:rPr>
       </w:pPr>
-      <w:bookmarkStart w:id="21" w:name="_Toc239545667"/>
+      <w:bookmarkStart w:id="21" w:name="_Toc239663412"/>
       <w:r>
         <w:rPr>
           <w:rFonts w:ascii="Times New Roman" w:hAnsi="Times New Roman" w:cs="Times New Roman"/>
@@ -16630,7 +16630,7 @@
           <w:rFonts w:ascii="Times New Roman" w:hAnsi="Times New Roman" w:cs="Times New Roman"/>
         </w:rPr>
       </w:pPr>
-      <w:bookmarkStart w:id="22" w:name="_Toc239545668"/>
+      <w:bookmarkStart w:id="22" w:name="_Toc239663413"/>
       <w:r>
         <w:rPr>
           <w:rFonts w:ascii="Times New Roman" w:hAnsi="Times New Roman" w:cs="Times New Roman"/>
@@ -16771,7 +16771,7 @@
           <w:rFonts w:ascii="Times New Roman" w:hAnsi="Times New Roman" w:cs="Times New Roman"/>
         </w:rPr>
       </w:pPr>
-      <w:bookmarkStart w:id="24" w:name="_Toc239545669"/>
+      <w:bookmarkStart w:id="24" w:name="_Toc239663414"/>
       <w:r>
         <w:rPr>
           <w:rFonts w:ascii="Times New Roman" w:hAnsi="Times New Roman" w:cs="Times New Roman"/>
@@ -17105,7 +17105,7 @@
           <w:rFonts w:ascii="Times New Roman" w:hAnsi="Times New Roman" w:cs="Times New Roman"/>
         </w:rPr>
       </w:pPr>
-      <w:bookmarkStart w:id="25" w:name="_Toc239545670"/>
+      <w:bookmarkStart w:id="25" w:name="_Toc239663415"/>
       <w:r>
         <w:rPr>
           <w:rFonts w:ascii="Times New Roman" w:hAnsi="Times New Roman" w:cs="Times New Roman"/>
@@ -17301,7 +17301,7 @@
           <w:rFonts w:ascii="Times New Roman" w:hAnsi="Times New Roman" w:cs="Times New Roman"/>
         </w:rPr>
       </w:pPr>
-      <w:bookmarkStart w:id="26" w:name="_Toc239545671"/>
+      <w:bookmarkStart w:id="26" w:name="_Toc239663416"/>
       <w:r>
         <w:rPr>
           <w:rFonts w:ascii="Times New Roman" w:hAnsi="Times New Roman" w:cs="Times New Roman"/>
@@ -18124,7 +18124,7 @@
       </w:pPr>
       <w:bookmarkStart w:id="27" w:name="_Toc239538698"/>
       <w:bookmarkStart w:id="28" w:name="_Toc239538796"/>
-      <w:bookmarkStart w:id="29" w:name="_Toc239545672"/>
+      <w:bookmarkStart w:id="29" w:name="_Toc239663417"/>
       <w:bookmarkEnd w:id="27"/>
       <w:bookmarkEnd w:id="28"/>
       <w:r>
@@ -18523,7 +18523,7 @@
           <w:rFonts w:ascii="Times New Roman" w:hAnsi="Times New Roman" w:cs="Times New Roman"/>
         </w:rPr>
       </w:pPr>
-      <w:bookmarkStart w:id="30" w:name="_Toc239545673"/>
+      <w:bookmarkStart w:id="30" w:name="_Toc239663418"/>
       <w:r>
         <w:rPr>
           <w:rFonts w:ascii="Times New Roman" w:hAnsi="Times New Roman" w:cs="Times New Roman"/>
@@ -18692,7 +18692,7 @@
           <w:rFonts w:ascii="Times New Roman" w:hAnsi="Times New Roman" w:cs="Times New Roman"/>
         </w:rPr>
       </w:pPr>
-      <w:bookmarkStart w:id="31" w:name="_Toc239545674"/>
+      <w:bookmarkStart w:id="31" w:name="_Toc239663419"/>
       <w:r>
         <w:rPr>
           <w:rFonts w:ascii="Times New Roman" w:hAnsi="Times New Roman" w:cs="Times New Roman"/>
@@ -18716,7 +18716,7 @@
           <w:rFonts w:ascii="Times New Roman" w:hAnsi="Times New Roman" w:cs="Times New Roman"/>
         </w:rPr>
       </w:pPr>
-      <w:bookmarkStart w:id="32" w:name="_Toc239545675"/>
+      <w:bookmarkStart w:id="32" w:name="_Toc239663420"/>
       <w:r>
         <w:rPr>
           <w:rFonts w:ascii="Times New Roman" w:hAnsi="Times New Roman" w:cs="Times New Roman"/>
@@ -18840,7 +18840,7 @@
           <w:rFonts w:ascii="Times New Roman" w:hAnsi="Times New Roman" w:cs="Times New Roman"/>
         </w:rPr>
       </w:pPr>
-      <w:bookmarkStart w:id="33" w:name="_Toc239545676"/>
+      <w:bookmarkStart w:id="33" w:name="_Toc239663421"/>
       <w:r>
         <w:rPr>
           <w:rFonts w:ascii="Times New Roman" w:hAnsi="Times New Roman" w:cs="Times New Roman"/>
@@ -19268,7 +19268,7 @@
           <w:rFonts w:ascii="Times New Roman" w:hAnsi="Times New Roman" w:cs="Times New Roman"/>
         </w:rPr>
       </w:pPr>
-      <w:bookmarkStart w:id="34" w:name="_Toc239545677"/>
+      <w:bookmarkStart w:id="34" w:name="_Toc239663422"/>
       <w:r>
         <w:rPr>
           <w:rFonts w:ascii="Times New Roman" w:hAnsi="Times New Roman" w:cs="Times New Roman"/>
@@ -19285,7 +19285,7 @@
           <w:rFonts w:ascii="Times New Roman" w:hAnsi="Times New Roman" w:cs="Times New Roman"/>
         </w:rPr>
       </w:pPr>
-      <w:bookmarkStart w:id="35" w:name="_Toc239545678"/>
+      <w:bookmarkStart w:id="35" w:name="_Toc239663423"/>
       <w:r>
         <w:rPr>
           <w:rFonts w:ascii="Times New Roman" w:hAnsi="Times New Roman" w:cs="Times New Roman"/>
@@ -19429,7 +19429,7 @@
           <w:rFonts w:ascii="Times New Roman" w:hAnsi="Times New Roman" w:cs="Times New Roman"/>
         </w:rPr>
       </w:pPr>
-      <w:bookmarkStart w:id="36" w:name="_Toc239545679"/>
+      <w:bookmarkStart w:id="36" w:name="_Toc239663424"/>
       <w:r>
         <w:rPr>
           <w:rFonts w:ascii="Times New Roman" w:hAnsi="Times New Roman" w:cs="Times New Roman"/>
@@ -19702,7 +19702,7 @@
           <w:rFonts w:ascii="Times New Roman" w:hAnsi="Times New Roman" w:cs="Times New Roman"/>
         </w:rPr>
       </w:pPr>
-      <w:bookmarkStart w:id="37" w:name="_Toc239545680"/>
+      <w:bookmarkStart w:id="37" w:name="_Toc239663425"/>
       <w:r>
         <w:rPr>
           <w:rFonts w:ascii="Times New Roman" w:hAnsi="Times New Roman" w:cs="Times New Roman"/>
@@ -19948,7 +19948,7 @@
           <w:rFonts w:ascii="Times New Roman" w:hAnsi="Times New Roman" w:cs="Times New Roman"/>
         </w:rPr>
       </w:pPr>
-      <w:bookmarkStart w:id="38" w:name="_Toc239545681"/>
+      <w:bookmarkStart w:id="38" w:name="_Toc239663426"/>
       <w:r>
         <w:rPr>
           <w:rFonts w:ascii="Times New Roman" w:hAnsi="Times New Roman" w:cs="Times New Roman"/>
@@ -20115,7 +20115,7 @@
           <w:rFonts w:ascii="Times New Roman" w:hAnsi="Times New Roman" w:cs="Times New Roman"/>
         </w:rPr>
       </w:pPr>
-      <w:bookmarkStart w:id="39" w:name="_Toc239545682"/>
+      <w:bookmarkStart w:id="39" w:name="_Toc239663427"/>
       <w:r>
         <w:rPr>
           <w:rFonts w:ascii="Times New Roman" w:hAnsi="Times New Roman" w:cs="Times New Roman"/>
@@ -20132,7 +20132,7 @@
           <w:rFonts w:ascii="Times New Roman" w:hAnsi="Times New Roman" w:cs="Times New Roman"/>
         </w:rPr>
       </w:pPr>
-      <w:bookmarkStart w:id="40" w:name="_Toc239545683"/>
+      <w:bookmarkStart w:id="40" w:name="_Toc239663428"/>
       <w:r>
         <w:rPr>
           <w:rFonts w:ascii="Times New Roman" w:hAnsi="Times New Roman" w:cs="Times New Roman"/>
@@ -20506,7 +20506,7 @@
           <w:rFonts w:ascii="Times New Roman" w:hAnsi="Times New Roman" w:cs="Times New Roman"/>
         </w:rPr>
       </w:pPr>
-      <w:bookmarkStart w:id="41" w:name="_Toc239545684"/>
+      <w:bookmarkStart w:id="41" w:name="_Toc239663429"/>
       <w:r>
         <w:rPr>
           <w:rFonts w:ascii="Times New Roman" w:hAnsi="Times New Roman" w:cs="Times New Roman"/>
@@ -21157,7 +21157,7 @@
           <w:rFonts w:ascii="Times New Roman" w:hAnsi="Times New Roman" w:cs="Times New Roman"/>
         </w:rPr>
       </w:pPr>
-      <w:bookmarkStart w:id="42" w:name="_Toc239545685"/>
+      <w:bookmarkStart w:id="42" w:name="_Toc239663430"/>
       <w:r>
         <w:rPr>
           <w:rFonts w:ascii="Times New Roman" w:hAnsi="Times New Roman" w:cs="Times New Roman"/>
@@ -21447,7 +21447,7 @@
           <w:rFonts w:ascii="Times New Roman" w:hAnsi="Times New Roman" w:cs="Times New Roman"/>
         </w:rPr>
       </w:pPr>
-      <w:bookmarkStart w:id="43" w:name="_Toc239545686"/>
+      <w:bookmarkStart w:id="43" w:name="_Toc239663431"/>
       <w:r>
         <w:rPr>
           <w:rFonts w:ascii="Times New Roman" w:hAnsi="Times New Roman" w:cs="Times New Roman"/>
@@ -21854,7 +21854,7 @@
         </w:rPr>
       </w:pPr>
       <w:bookmarkStart w:id="44" w:name="_Toc239510676"/>
-      <w:bookmarkStart w:id="45" w:name="_Toc239545687"/>
+      <w:bookmarkStart w:id="45" w:name="_Toc239663432"/>
       <w:bookmarkEnd w:id="44"/>
       <w:r>
         <w:rPr>
@@ -22200,7 +22200,7 @@
           <w:rFonts w:ascii="Times New Roman" w:hAnsi="Times New Roman" w:cs="Times New Roman"/>
         </w:rPr>
       </w:pPr>
-      <w:bookmarkStart w:id="46" w:name="_Toc239545688"/>
+      <w:bookmarkStart w:id="46" w:name="_Toc239663433"/>
       <w:r>
         <w:rPr>
           <w:rFonts w:ascii="Times New Roman" w:hAnsi="Times New Roman" w:cs="Times New Roman"/>
@@ -22381,7 +22381,7 @@
           <w:rFonts w:ascii="Times New Roman" w:hAnsi="Times New Roman" w:cs="Times New Roman"/>
         </w:rPr>
       </w:pPr>
-      <w:bookmarkStart w:id="47" w:name="_Toc239545689"/>
+      <w:bookmarkStart w:id="47" w:name="_Toc239663434"/>
       <w:r>
         <w:rPr>
           <w:rFonts w:ascii="Times New Roman" w:hAnsi="Times New Roman" w:cs="Times New Roman"/>
@@ -22853,7 +22853,7 @@
           <w:rFonts w:ascii="Times New Roman" w:hAnsi="Times New Roman" w:cs="Times New Roman"/>
         </w:rPr>
       </w:pPr>
-      <w:bookmarkStart w:id="48" w:name="_Toc239545690"/>
+      <w:bookmarkStart w:id="48" w:name="_Toc239663435"/>
       <w:r>
         <w:rPr>
           <w:rFonts w:ascii="Times New Roman" w:hAnsi="Times New Roman" w:cs="Times New Roman"/>
@@ -22870,7 +22870,7 @@
           <w:rFonts w:ascii="Times New Roman" w:hAnsi="Times New Roman" w:cs="Times New Roman"/>
         </w:rPr>
       </w:pPr>
-      <w:bookmarkStart w:id="49" w:name="_Toc239545691"/>
+      <w:bookmarkStart w:id="49" w:name="_Toc239663436"/>
       <w:r>
         <w:rPr>
           <w:rFonts w:ascii="Times New Roman" w:hAnsi="Times New Roman" w:cs="Times New Roman"/>
@@ -23043,7 +23043,7 @@
           <w:rFonts w:ascii="Times New Roman" w:hAnsi="Times New Roman" w:cs="Times New Roman"/>
         </w:rPr>
       </w:pPr>
-      <w:bookmarkStart w:id="50" w:name="_Toc239545692"/>
+      <w:bookmarkStart w:id="50" w:name="_Toc239663437"/>
       <w:r>
         <w:rPr>
           <w:rFonts w:ascii="Times New Roman" w:hAnsi="Times New Roman" w:cs="Times New Roman"/>
@@ -23327,7 +23327,7 @@
           <w:rFonts w:ascii="Times New Roman" w:hAnsi="Times New Roman" w:cs="Times New Roman"/>
         </w:rPr>
       </w:pPr>
-      <w:bookmarkStart w:id="51" w:name="_Toc239545693"/>
+      <w:bookmarkStart w:id="51" w:name="_Toc239663438"/>
       <w:r>
         <w:rPr>
           <w:rFonts w:ascii="Times New Roman" w:hAnsi="Times New Roman" w:cs="Times New Roman"/>
@@ -23616,7 +23616,7 @@
           <w:rFonts w:ascii="Times New Roman" w:hAnsi="Times New Roman" w:cs="Times New Roman"/>
         </w:rPr>
       </w:pPr>
-      <w:bookmarkStart w:id="52" w:name="_Toc239545694"/>
+      <w:bookmarkStart w:id="52" w:name="_Toc239663439"/>
       <w:r>
         <w:rPr>
           <w:rFonts w:ascii="Times New Roman" w:hAnsi="Times New Roman" w:cs="Times New Roman"/>
@@ -23723,7 +23723,7 @@
       <w:pPr>
         <w:pStyle w:val="Cmsor2"/>
       </w:pPr>
-      <w:bookmarkStart w:id="53" w:name="_Toc239545695"/>
+      <w:bookmarkStart w:id="53" w:name="_Toc239663440"/>
       <w:r>
         <w:t>Szerkesztés és hibás értékek javítása</w:t>
       </w:r>
@@ -23962,7 +23962,7 @@
           <w:rFonts w:ascii="Times New Roman" w:hAnsi="Times New Roman" w:cs="Times New Roman"/>
         </w:rPr>
       </w:pPr>
-      <w:bookmarkStart w:id="54" w:name="_Toc239545696"/>
+      <w:bookmarkStart w:id="54" w:name="_Toc239663441"/>
       <w:r>
         <w:rPr>
           <w:rFonts w:ascii="Times New Roman" w:hAnsi="Times New Roman" w:cs="Times New Roman"/>
@@ -24704,7 +24704,7 @@
           <w:rFonts w:ascii="Times New Roman" w:hAnsi="Times New Roman" w:cs="Times New Roman"/>
         </w:rPr>
       </w:pPr>
-      <w:bookmarkStart w:id="55" w:name="_Toc239545697"/>
+      <w:bookmarkStart w:id="55" w:name="_Toc239663442"/>
       <w:r>
         <w:rPr>
           <w:rFonts w:ascii="Times New Roman" w:hAnsi="Times New Roman" w:cs="Times New Roman"/>
@@ -24989,7 +24989,7 @@
           <w:rFonts w:ascii="Times New Roman" w:hAnsi="Times New Roman" w:cs="Times New Roman"/>
         </w:rPr>
       </w:pPr>
-      <w:bookmarkStart w:id="56" w:name="_Toc239545698"/>
+      <w:bookmarkStart w:id="56" w:name="_Toc239663443"/>
       <w:r>
         <w:rPr>
           <w:rFonts w:ascii="Times New Roman" w:hAnsi="Times New Roman" w:cs="Times New Roman"/>
@@ -25510,7 +25510,7 @@
           <w:rFonts w:ascii="Times New Roman" w:hAnsi="Times New Roman" w:cs="Times New Roman"/>
         </w:rPr>
       </w:pPr>
-      <w:bookmarkStart w:id="58" w:name="_Toc239545699"/>
+      <w:bookmarkStart w:id="58" w:name="_Toc239663444"/>
       <w:r>
         <w:rPr>
           <w:rFonts w:ascii="Times New Roman" w:hAnsi="Times New Roman" w:cs="Times New Roman"/>
@@ -25704,7 +25704,7 @@
           <w:rFonts w:ascii="Times New Roman" w:hAnsi="Times New Roman" w:cs="Times New Roman"/>
         </w:rPr>
       </w:pPr>
-      <w:bookmarkStart w:id="59" w:name="_Toc239545700"/>
+      <w:bookmarkStart w:id="59" w:name="_Toc239663445"/>
       <w:r>
         <w:rPr>
           <w:rFonts w:ascii="Times New Roman" w:hAnsi="Times New Roman" w:cs="Times New Roman"/>
@@ -25750,7 +25750,7 @@
         </w:rPr>
       </w:pPr>
       <w:bookmarkStart w:id="60" w:name="_Toc239510691"/>
-      <w:bookmarkStart w:id="61" w:name="_Toc239545701"/>
+      <w:bookmarkStart w:id="61" w:name="_Toc239663446"/>
       <w:bookmarkEnd w:id="60"/>
       <w:r>
         <w:rPr>
@@ -25769,7 +25769,7 @@
           <w:rFonts w:ascii="Times New Roman" w:hAnsi="Times New Roman" w:cs="Times New Roman"/>
         </w:rPr>
       </w:pPr>
-      <w:bookmarkStart w:id="62" w:name="_Toc239545702"/>
+      <w:bookmarkStart w:id="62" w:name="_Toc239663447"/>
       <w:r>
         <w:rPr>
           <w:rFonts w:ascii="Times New Roman" w:hAnsi="Times New Roman" w:cs="Times New Roman"/>
@@ -25955,7 +25955,7 @@
           <w:rFonts w:ascii="Times New Roman" w:hAnsi="Times New Roman" w:cs="Times New Roman"/>
         </w:rPr>
       </w:pPr>
-      <w:bookmarkStart w:id="63" w:name="_Toc239545703"/>
+      <w:bookmarkStart w:id="63" w:name="_Toc239663448"/>
       <w:r>
         <w:rPr>
           <w:rFonts w:ascii="Times New Roman" w:hAnsi="Times New Roman" w:cs="Times New Roman"/>
@@ -26404,7 +26404,7 @@
           <w:rFonts w:ascii="Times New Roman" w:hAnsi="Times New Roman" w:cs="Times New Roman"/>
         </w:rPr>
       </w:pPr>
-      <w:bookmarkStart w:id="65" w:name="_Toc239545704"/>
+      <w:bookmarkStart w:id="65" w:name="_Toc239663449"/>
       <w:r>
         <w:rPr>
           <w:rFonts w:ascii="Times New Roman" w:hAnsi="Times New Roman" w:cs="Times New Roman"/>
@@ -26539,7 +26539,7 @@
           <w:rFonts w:ascii="Times New Roman" w:hAnsi="Times New Roman" w:cs="Times New Roman"/>
         </w:rPr>
       </w:pPr>
-      <w:bookmarkStart w:id="66" w:name="_Toc239545705"/>
+      <w:bookmarkStart w:id="66" w:name="_Toc239663450"/>
       <w:r>
         <w:rPr>
           <w:rFonts w:ascii="Times New Roman" w:hAnsi="Times New Roman" w:cs="Times New Roman"/>
@@ -27007,7 +27007,7 @@
           <w:rFonts w:ascii="Times New Roman" w:hAnsi="Times New Roman" w:cs="Times New Roman"/>
         </w:rPr>
       </w:pPr>
-      <w:bookmarkStart w:id="67" w:name="_Toc239545706"/>
+      <w:bookmarkStart w:id="67" w:name="_Toc239663451"/>
       <w:r>
         <w:rPr>
           <w:rFonts w:ascii="Times New Roman" w:hAnsi="Times New Roman" w:cs="Times New Roman"/>
@@ -27024,7 +27024,7 @@
           <w:rFonts w:ascii="Times New Roman" w:hAnsi="Times New Roman" w:cs="Times New Roman"/>
         </w:rPr>
       </w:pPr>
-      <w:bookmarkStart w:id="68" w:name="_Toc239545707"/>
+      <w:bookmarkStart w:id="68" w:name="_Toc239663452"/>
       <w:r>
         <w:rPr>
           <w:rFonts w:ascii="Times New Roman" w:hAnsi="Times New Roman" w:cs="Times New Roman"/>
@@ -27055,7 +27055,7 @@
           <w:rFonts w:ascii="Times New Roman" w:hAnsi="Times New Roman" w:cs="Times New Roman"/>
         </w:rPr>
       </w:pPr>
-      <w:bookmarkStart w:id="69" w:name="_Toc239545708"/>
+      <w:bookmarkStart w:id="69" w:name="_Toc239663453"/>
       <w:r>
         <w:rPr>
           <w:rFonts w:ascii="Times New Roman" w:hAnsi="Times New Roman" w:cs="Times New Roman"/>
@@ -27355,7 +27355,7 @@
       </w:pPr>
       <w:bookmarkStart w:id="70" w:name="_Toc239510700"/>
       <w:bookmarkStart w:id="71" w:name="_Toc239510701"/>
-      <w:bookmarkStart w:id="72" w:name="_Toc239545709"/>
+      <w:bookmarkStart w:id="72" w:name="_Toc239663454"/>
       <w:bookmarkEnd w:id="70"/>
       <w:bookmarkEnd w:id="71"/>
       <w:r>
@@ -27374,7 +27374,7 @@
           <w:rFonts w:ascii="Times New Roman" w:hAnsi="Times New Roman" w:cs="Times New Roman"/>
         </w:rPr>
       </w:pPr>
-      <w:bookmarkStart w:id="73" w:name="_Toc239545710"/>
+      <w:bookmarkStart w:id="73" w:name="_Toc239663455"/>
       <w:r>
         <w:rPr>
           <w:rFonts w:ascii="Times New Roman" w:hAnsi="Times New Roman" w:cs="Times New Roman"/>
@@ -28174,7 +28174,7 @@
           <w:rFonts w:ascii="Times New Roman" w:hAnsi="Times New Roman" w:cs="Times New Roman"/>
         </w:rPr>
       </w:pPr>
-      <w:bookmarkStart w:id="74" w:name="_Toc239545711"/>
+      <w:bookmarkStart w:id="74" w:name="_Toc239663456"/>
       <w:r>
         <w:rPr>
           <w:rFonts w:ascii="Times New Roman" w:hAnsi="Times New Roman" w:cs="Times New Roman"/>
@@ -28253,7 +28253,7 @@
           <w:rFonts w:ascii="Times New Roman" w:hAnsi="Times New Roman" w:cs="Times New Roman"/>
         </w:rPr>
       </w:pPr>
-      <w:bookmarkStart w:id="75" w:name="_Toc239545712"/>
+      <w:bookmarkStart w:id="75" w:name="_Toc239663457"/>
       <w:r>
         <w:rPr>
           <w:rFonts w:ascii="Times New Roman" w:hAnsi="Times New Roman" w:cs="Times New Roman"/>
@@ -28340,7 +28340,7 @@
           <w:rFonts w:ascii="Times New Roman" w:hAnsi="Times New Roman" w:cs="Times New Roman"/>
         </w:rPr>
       </w:pPr>
-      <w:bookmarkStart w:id="76" w:name="_Toc239545713"/>
+      <w:bookmarkStart w:id="76" w:name="_Toc239663458"/>
       <w:r>
         <w:rPr>
           <w:rFonts w:ascii="Times New Roman" w:hAnsi="Times New Roman" w:cs="Times New Roman"/>
@@ -28602,7 +28602,7 @@
           <w:rFonts w:ascii="Times New Roman" w:hAnsi="Times New Roman" w:cs="Times New Roman"/>
         </w:rPr>
       </w:pPr>
-      <w:bookmarkStart w:id="77" w:name="_Toc239545714"/>
+      <w:bookmarkStart w:id="77" w:name="_Toc239663459"/>
       <w:r>
         <w:rPr>
           <w:rFonts w:ascii="Times New Roman" w:hAnsi="Times New Roman" w:cs="Times New Roman"/>
@@ -29079,7 +29079,7 @@
       <w:r>
         <w:t xml:space="preserve"> </w:t>
       </w:r>
-      <w:bookmarkStart w:id="78" w:name="_Toc239545715"/>
+      <w:bookmarkStart w:id="78" w:name="_Toc239663460"/>
       <w:r>
         <w:t>Csatolmányok</w:t>
       </w:r>
@@ -29337,7 +29337,7 @@
       <w:pPr>
         <w:pStyle w:val="Cmsor3"/>
       </w:pPr>
-      <w:bookmarkStart w:id="80" w:name="_Toc239545716"/>
+      <w:bookmarkStart w:id="80" w:name="_Toc239663461"/>
       <w:r>
         <w:t>Csatolmány hozzáadása</w:t>
       </w:r>
@@ -29542,7 +29542,7 @@
       <w:pPr>
         <w:pStyle w:val="Cmsor3"/>
       </w:pPr>
-      <w:bookmarkStart w:id="81" w:name="_Toc239545717"/>
+      <w:bookmarkStart w:id="81" w:name="_Toc239663462"/>
       <w:r>
         <w:lastRenderedPageBreak/>
         <w:t>Csatolmány hozzáadása</w:t>
@@ -29844,7 +29844,7 @@
       <w:pPr>
         <w:pStyle w:val="Cmsor3"/>
       </w:pPr>
-      <w:bookmarkStart w:id="82" w:name="_Toc239545718"/>
+      <w:bookmarkStart w:id="82" w:name="_Toc239663463"/>
       <w:r>
         <w:lastRenderedPageBreak/>
         <w:t>XML állomány beküldése</w:t>
@@ -30211,7 +30211,7 @@
           <w:rFonts w:ascii="Times New Roman" w:hAnsi="Times New Roman" w:cs="Times New Roman"/>
         </w:rPr>
       </w:pPr>
-      <w:bookmarkStart w:id="83" w:name="_Toc239545719"/>
+      <w:bookmarkStart w:id="83" w:name="_Toc239663464"/>
       <w:r>
         <w:rPr>
           <w:rFonts w:ascii="Times New Roman" w:hAnsi="Times New Roman" w:cs="Times New Roman"/>
@@ -30229,7 +30229,7 @@
           <w:rFonts w:ascii="Times New Roman" w:hAnsi="Times New Roman" w:cs="Times New Roman"/>
         </w:rPr>
       </w:pPr>
-      <w:bookmarkStart w:id="84" w:name="_Toc239545720"/>
+      <w:bookmarkStart w:id="84" w:name="_Toc239663465"/>
       <w:r>
         <w:rPr>
           <w:rFonts w:ascii="Times New Roman" w:hAnsi="Times New Roman" w:cs="Times New Roman"/>
@@ -30418,7 +30418,7 @@
           <w:rFonts w:ascii="Times New Roman" w:hAnsi="Times New Roman" w:cs="Times New Roman"/>
         </w:rPr>
       </w:pPr>
-      <w:bookmarkStart w:id="85" w:name="_Toc239545721"/>
+      <w:bookmarkStart w:id="85" w:name="_Toc239663466"/>
       <w:r>
         <w:rPr>
           <w:rFonts w:ascii="Times New Roman" w:hAnsi="Times New Roman" w:cs="Times New Roman"/>
@@ -30680,7 +30680,7 @@
           <w:rFonts w:ascii="Times New Roman" w:hAnsi="Times New Roman" w:cs="Times New Roman"/>
         </w:rPr>
       </w:pPr>
-      <w:bookmarkStart w:id="86" w:name="_Toc239545722"/>
+      <w:bookmarkStart w:id="86" w:name="_Toc239663467"/>
       <w:r>
         <w:rPr>
           <w:rFonts w:ascii="Times New Roman" w:hAnsi="Times New Roman" w:cs="Times New Roman"/>
@@ -30761,7 +30761,7 @@
           <w:rFonts w:ascii="Times New Roman" w:hAnsi="Times New Roman" w:cs="Times New Roman"/>
         </w:rPr>
       </w:pPr>
-      <w:bookmarkStart w:id="87" w:name="_Toc239545723"/>
+      <w:bookmarkStart w:id="87" w:name="_Toc239663468"/>
       <w:r>
         <w:rPr>
           <w:rFonts w:ascii="Times New Roman" w:hAnsi="Times New Roman" w:cs="Times New Roman"/>
@@ -30792,7 +30792,7 @@
           <w:rFonts w:ascii="Times New Roman" w:hAnsi="Times New Roman" w:cs="Times New Roman"/>
         </w:rPr>
       </w:pPr>
-      <w:bookmarkStart w:id="88" w:name="_Toc239545724"/>
+      <w:bookmarkStart w:id="88" w:name="_Toc239663469"/>
       <w:r>
         <w:rPr>
           <w:rFonts w:ascii="Times New Roman" w:hAnsi="Times New Roman" w:cs="Times New Roman"/>
@@ -30863,7 +30863,7 @@
           <w:rFonts w:ascii="Times New Roman" w:hAnsi="Times New Roman" w:cs="Times New Roman"/>
         </w:rPr>
       </w:pPr>
-      <w:bookmarkStart w:id="89" w:name="_Toc239545725"/>
+      <w:bookmarkStart w:id="89" w:name="_Toc239663470"/>
       <w:r>
         <w:rPr>
           <w:rFonts w:ascii="Times New Roman" w:hAnsi="Times New Roman" w:cs="Times New Roman"/>
@@ -31674,7 +31674,7 @@
           <w:rFonts w:ascii="Times New Roman" w:hAnsi="Times New Roman" w:cs="Times New Roman"/>
         </w:rPr>
       </w:pPr>
-      <w:bookmarkStart w:id="90" w:name="_Toc239545726"/>
+      <w:bookmarkStart w:id="90" w:name="_Toc239663471"/>
       <w:r>
         <w:rPr>
           <w:rFonts w:ascii="Times New Roman" w:hAnsi="Times New Roman" w:cs="Times New Roman"/>
@@ -31706,7 +31706,7 @@
           <w:rFonts w:ascii="Times New Roman" w:hAnsi="Times New Roman" w:cs="Times New Roman"/>
         </w:rPr>
       </w:pPr>
-      <w:bookmarkStart w:id="91" w:name="_Toc239545727"/>
+      <w:bookmarkStart w:id="91" w:name="_Toc239663472"/>
       <w:r>
         <w:rPr>
           <w:rFonts w:ascii="Times New Roman" w:hAnsi="Times New Roman" w:cs="Times New Roman"/>
@@ -31807,7 +31807,7 @@
           <w:rFonts w:ascii="Times New Roman" w:hAnsi="Times New Roman" w:cs="Times New Roman"/>
         </w:rPr>
       </w:pPr>
-      <w:bookmarkStart w:id="92" w:name="_Toc239545728"/>
+      <w:bookmarkStart w:id="92" w:name="_Toc239663473"/>
       <w:r>
         <w:rPr>
           <w:rFonts w:ascii="Times New Roman" w:hAnsi="Times New Roman" w:cs="Times New Roman"/>
@@ -31947,7 +31947,7 @@
           <w:rFonts w:ascii="Times New Roman" w:hAnsi="Times New Roman" w:cs="Times New Roman"/>
         </w:rPr>
       </w:pPr>
-      <w:bookmarkStart w:id="93" w:name="_Toc239545729"/>
+      <w:bookmarkStart w:id="93" w:name="_Toc239663474"/>
       <w:r>
         <w:rPr>
           <w:rFonts w:ascii="Times New Roman" w:hAnsi="Times New Roman" w:cs="Times New Roman"/>
@@ -31964,7 +31964,7 @@
           <w:rFonts w:ascii="Times New Roman" w:hAnsi="Times New Roman" w:cs="Times New Roman"/>
         </w:rPr>
       </w:pPr>
-      <w:bookmarkStart w:id="94" w:name="_Toc239545730"/>
+      <w:bookmarkStart w:id="94" w:name="_Toc239663475"/>
       <w:r>
         <w:rPr>
           <w:rFonts w:ascii="Times New Roman" w:hAnsi="Times New Roman" w:cs="Times New Roman"/>
@@ -31995,7 +31995,7 @@
           <w:rFonts w:ascii="Times New Roman" w:hAnsi="Times New Roman" w:cs="Times New Roman"/>
         </w:rPr>
       </w:pPr>
-      <w:bookmarkStart w:id="95" w:name="_Toc239545731"/>
+      <w:bookmarkStart w:id="95" w:name="_Toc239663476"/>
       <w:r>
         <w:rPr>
           <w:rFonts w:ascii="Times New Roman" w:hAnsi="Times New Roman" w:cs="Times New Roman"/>
@@ -32027,7 +32027,7 @@
           <w:rFonts w:ascii="Times New Roman" w:hAnsi="Times New Roman" w:cs="Times New Roman"/>
         </w:rPr>
       </w:pPr>
-      <w:bookmarkStart w:id="96" w:name="_Toc239545732"/>
+      <w:bookmarkStart w:id="96" w:name="_Toc239663477"/>
       <w:r>
         <w:rPr>
           <w:rFonts w:ascii="Times New Roman" w:hAnsi="Times New Roman" w:cs="Times New Roman"/>
@@ -32058,7 +32058,7 @@
           <w:rFonts w:ascii="Times New Roman" w:hAnsi="Times New Roman" w:cs="Times New Roman"/>
         </w:rPr>
       </w:pPr>
-      <w:bookmarkStart w:id="97" w:name="_Toc239545733"/>
+      <w:bookmarkStart w:id="97" w:name="_Toc239663478"/>
       <w:r>
         <w:rPr>
           <w:rFonts w:ascii="Times New Roman" w:hAnsi="Times New Roman" w:cs="Times New Roman"/>
@@ -32089,7 +32089,7 @@
           <w:rFonts w:ascii="Times New Roman" w:hAnsi="Times New Roman" w:cs="Times New Roman"/>
         </w:rPr>
       </w:pPr>
-      <w:bookmarkStart w:id="98" w:name="_Toc239545734"/>
+      <w:bookmarkStart w:id="98" w:name="_Toc239663479"/>
       <w:r>
         <w:rPr>
           <w:rFonts w:ascii="Times New Roman" w:hAnsi="Times New Roman" w:cs="Times New Roman"/>
@@ -32106,7 +32106,7 @@
           <w:rFonts w:ascii="Times New Roman" w:hAnsi="Times New Roman" w:cs="Times New Roman"/>
         </w:rPr>
       </w:pPr>
-      <w:bookmarkStart w:id="99" w:name="_Toc239545735"/>
+      <w:bookmarkStart w:id="99" w:name="_Toc239663480"/>
       <w:r>
         <w:rPr>
           <w:rFonts w:ascii="Times New Roman" w:hAnsi="Times New Roman" w:cs="Times New Roman"/>
@@ -32239,7 +32239,7 @@
           <w:rFonts w:ascii="Times New Roman" w:hAnsi="Times New Roman" w:cs="Times New Roman"/>
         </w:rPr>
       </w:pPr>
-      <w:bookmarkStart w:id="100" w:name="_Toc239545736"/>
+      <w:bookmarkStart w:id="100" w:name="_Toc239663481"/>
       <w:r>
         <w:rPr>
           <w:rFonts w:ascii="Times New Roman" w:hAnsi="Times New Roman" w:cs="Times New Roman"/>
@@ -32270,7 +32270,7 @@
           <w:rFonts w:ascii="Times New Roman" w:hAnsi="Times New Roman" w:cs="Times New Roman"/>
         </w:rPr>
       </w:pPr>
-      <w:bookmarkStart w:id="101" w:name="_Toc239545737"/>
+      <w:bookmarkStart w:id="101" w:name="_Toc239663482"/>
       <w:r>
         <w:rPr>
           <w:rFonts w:ascii="Times New Roman" w:hAnsi="Times New Roman" w:cs="Times New Roman"/>
@@ -32357,7 +32357,7 @@
           <w:rFonts w:ascii="Times New Roman" w:hAnsi="Times New Roman" w:cs="Times New Roman"/>
         </w:rPr>
       </w:pPr>
-      <w:bookmarkStart w:id="102" w:name="_Toc239545738"/>
+      <w:bookmarkStart w:id="102" w:name="_Toc239663483"/>
       <w:r>
         <w:rPr>
           <w:rFonts w:ascii="Times New Roman" w:hAnsi="Times New Roman" w:cs="Times New Roman"/>
@@ -32440,7 +32440,7 @@
           <w:rFonts w:ascii="Times New Roman" w:hAnsi="Times New Roman" w:cs="Times New Roman"/>
         </w:rPr>
       </w:pPr>
-      <w:bookmarkStart w:id="103" w:name="_Toc239545739"/>
+      <w:bookmarkStart w:id="103" w:name="_Toc239663484"/>
       <w:r>
         <w:rPr>
           <w:rFonts w:ascii="Times New Roman" w:hAnsi="Times New Roman" w:cs="Times New Roman"/>
@@ -32483,7 +32483,7 @@
           <w:rFonts w:ascii="Times New Roman" w:hAnsi="Times New Roman" w:cs="Times New Roman"/>
         </w:rPr>
       </w:pPr>
-      <w:bookmarkStart w:id="104" w:name="_Toc239545740"/>
+      <w:bookmarkStart w:id="104" w:name="_Toc239663485"/>
       <w:r>
         <w:rPr>
           <w:rFonts w:ascii="Times New Roman" w:hAnsi="Times New Roman" w:cs="Times New Roman"/>
@@ -32538,7 +32538,7 @@
           <w:rFonts w:ascii="Times New Roman" w:hAnsi="Times New Roman" w:cs="Times New Roman"/>
         </w:rPr>
       </w:pPr>
-      <w:bookmarkStart w:id="105" w:name="_Toc239545741"/>
+      <w:bookmarkStart w:id="105" w:name="_Toc239663486"/>
       <w:r>
         <w:rPr>
           <w:rFonts w:ascii="Times New Roman" w:hAnsi="Times New Roman" w:cs="Times New Roman"/>
@@ -32582,7 +32582,7 @@
           <w:rFonts w:ascii="Times New Roman" w:hAnsi="Times New Roman" w:cs="Times New Roman"/>
         </w:rPr>
       </w:pPr>
-      <w:bookmarkStart w:id="106" w:name="_Toc239545742"/>
+      <w:bookmarkStart w:id="106" w:name="_Toc239663487"/>
       <w:r>
         <w:rPr>
           <w:rFonts w:ascii="Times New Roman" w:hAnsi="Times New Roman" w:cs="Times New Roman"/>
@@ -34926,7 +34926,7 @@
           <w:rFonts w:ascii="Times New Roman" w:hAnsi="Times New Roman" w:cs="Times New Roman"/>
         </w:rPr>
       </w:pPr>
-      <w:bookmarkStart w:id="107" w:name="_Toc239545743"/>
+      <w:bookmarkStart w:id="107" w:name="_Toc239663488"/>
       <w:r>
         <w:rPr>
           <w:rFonts w:ascii="Times New Roman" w:hAnsi="Times New Roman" w:cs="Times New Roman"/>
